--- a/clients/AFFG/SOW-AFFG-001-Firewall.docx
+++ b/clients/AFFG/SOW-AFFG-001-Firewall.docx
@@ -2158,7 +2158,7 @@
                 <w:sz w:val="20"/>
                 <w:szCs w:val="20"/>
               </w:rPr>
-              <w:t xml:space="preserve">VPN (IPsec &amp; SSL) Encrypted Remote Access</w:t>
+              <w:t xml:space="preserve">CloudBrink SD-WAN Encrypted Remote Access</w:t>
             </w:r>
           </w:p>
         </w:tc>
@@ -2811,7 +2811,7 @@
           <w:sz w:val="22"/>
           <w:szCs w:val="22"/>
         </w:rPr>
-        <w:t xml:space="preserve">The amended 2023 requirements mandate access controls, encryption, multi-factor authentication, monitoring, and regular testing for financial institutions. The Sophos firewall’s VPN with MFA support, TLS inspection, IPS monitoring, and Sophos Central audit logging directly address these obligations.</w:t>
+        <w:t xml:space="preserve">The amended 2023 requirements mandate access controls, encryption, multi-factor authentication, monitoring, and regular testing for financial institutions. The Sophos firewall’s integration with CloudBrink SD-WAN for MFA-enabled secure access, TLS inspection, IPS monitoring, and Sophos Central audit logging directly address these obligations.</w:t>
       </w:r>
     </w:p>
     <w:p>
@@ -3677,7 +3677,7 @@
           <w:sz w:val="22"/>
           <w:szCs w:val="22"/>
         </w:rPr>
-        <w:t xml:space="preserve">VPN configuration (IPsec and/or SSL) for secure remote access</w:t>
+        <w:t xml:space="preserve">CloudBrink SD-WAN configuration for secure remote access</w:t>
       </w:r>
     </w:p>
     <w:p>
@@ -3813,7 +3813,7 @@
           <w:sz w:val="22"/>
           <w:szCs w:val="22"/>
         </w:rPr>
-        <w:t xml:space="preserve">Desktop or workstation configuration changes beyond VPN client deployment</w:t>
+        <w:t xml:space="preserve">Desktop or workstation configuration changes beyond CloudBrink SD-WAN client deployment</w:t>
       </w:r>
     </w:p>
     <w:p>
@@ -4146,7 +4146,7 @@
           <w:sz w:val="22"/>
           <w:szCs w:val="22"/>
         </w:rPr>
-        <w:t xml:space="preserve">Firewall policy design document (access rules, VPN, IPS, web filtering)</w:t>
+        <w:t xml:space="preserve">Firewall policy design document (access rules, CloudBrink SD-WAN, IPS, web filtering)</w:t>
       </w:r>
     </w:p>
     <w:p>
@@ -7089,7 +7089,7 @@
           <w:sz w:val="22"/>
           <w:szCs w:val="22"/>
         </w:rPr>
-        <w:t xml:space="preserve">VPN configuration for secure remote access (IPsec/SSL)</w:t>
+        <w:t xml:space="preserve">CloudBrink SD-WAN configuration for secure remote access</w:t>
       </w:r>
     </w:p>
     <w:p>
@@ -7772,7 +7772,7 @@
                 <w:sz w:val="20"/>
                 <w:szCs w:val="20"/>
               </w:rPr>
-              <w:t xml:space="preserve">VPN setup and remote access configuration</w:t>
+              <w:t xml:space="preserve">CloudBrink SD-WAN setup and remote access configuration</w:t>
             </w:r>
           </w:p>
         </w:tc>
@@ -8378,7 +8378,7 @@
           <w:sz w:val="22"/>
           <w:szCs w:val="22"/>
         </w:rPr>
-        <w:t xml:space="preserve">End-to-end testing of all firewall functions including traffic inspection, IPS detection, VPN connectivity, application filtering, and centralized logging. Coordinated production cutover with minimal disruption to Client operations.</w:t>
+        <w:t xml:space="preserve">End-to-end testing of all firewall functions including traffic inspection, IPS detection, CloudBrink SD-WAN connectivity, application filtering, and centralized logging. Coordinated production cutover with minimal disruption to Client operations.</w:t>
       </w:r>
     </w:p>
     <w:p>
@@ -8442,7 +8442,7 @@
           <w:sz w:val="22"/>
           <w:szCs w:val="22"/>
         </w:rPr>
-        <w:t xml:space="preserve">VPN connectivity validation from remote locations</w:t>
+        <w:t xml:space="preserve">CloudBrink SD-WAN connectivity validation from remote locations</w:t>
       </w:r>
     </w:p>
     <w:p>
@@ -9125,7 +9125,7 @@
                 <w:sz w:val="20"/>
                 <w:szCs w:val="20"/>
               </w:rPr>
-              <w:t xml:space="preserve">Functional testing and VPN validation</w:t>
+              <w:t xml:space="preserve">Functional testing and CloudBrink SD-WAN validation</w:t>
             </w:r>
           </w:p>
         </w:tc>
@@ -11033,6 +11033,165 @@
         </w:rPr>
         <w:t xml:space="preserve">The Edge Appliance 16GB hardware, VMware ESXi hypervisor license, and Sophos SF V-2C4 virtual appliance license are supplied by Technijian and shall remain the property of Technijian for the duration of the managed services engagement. Client is granted use of the equipment and software solely in connection with the services described in this SOW. Upon termination of the managed services engagement, Technijian shall retrieve the Edge Appliance hardware and deactivate associated licenses.</w:t>
       </w:r>
+      <w:ins w:id="100" w:author="Claude" w:date="2026-03-24T00:00:00Z">
+        <w:r>
+          <w:rPr>
+            <w:rFonts w:ascii="Open Sans" w:cs="Open Sans" w:eastAsia="Open Sans" w:hAnsi="Open Sans"/>
+            <w:color w:val="59595B"/>
+            <w:sz w:val="22"/>
+            <w:szCs w:val="22"/>
+          </w:rPr>
+          <w:t xml:space="preserve"> Upon termination or expiration of the managed services engagement, the following data handling and security procedures shall apply prior to and during the equipment retrieval process:</w:t>
+        </w:r>
+      </w:ins>
+    </w:p>
+    <w:p>
+      <w:pPr>
+        <w:pStyle w:val="Heading3"/>
+        <w:rPr>
+          <w:ins w:id="101" w:author="Claude" w:date="2026-03-24T00:00:00Z"/>
+        </w:rPr>
+      </w:pPr>
+      <w:ins w:id="102" w:author="Claude" w:date="2026-03-24T00:00:00Z">
+        <w:r>
+          <w:rPr>
+            <w:rFonts w:ascii="Open Sans" w:cs="Open Sans" w:eastAsia="Open Sans" w:hAnsi="Open Sans"/>
+            <w:color w:val="59595B"/>
+            <w:sz w:val="22"/>
+            <w:szCs w:val="22"/>
+          </w:rPr>
+          <w:t xml:space="preserve">5.4.1 Data and Log Export</w:t>
+        </w:r>
+      </w:ins>
+    </w:p>
+    <w:p>
+      <w:pPr>
+        <w:rPr>
+          <w:ins w:id="103" w:author="Claude" w:date="2026-03-24T00:00:00Z"/>
+        </w:rPr>
+      </w:pPr>
+      <w:ins w:id="104" w:author="Claude" w:date="2026-03-24T00:00:00Z">
+        <w:r>
+          <w:rPr>
+            <w:rFonts w:ascii="Open Sans" w:cs="Open Sans" w:eastAsia="Open Sans" w:hAnsi="Open Sans"/>
+            <w:color w:val="59595B"/>
+            <w:sz w:val="22"/>
+            <w:szCs w:val="22"/>
+          </w:rPr>
+          <w:t xml:space="preserve">Throughout the term of the engagement, Technijian shall export and deliver to Client all available firewall logs, configuration files, and reporting data from the Sophos Central cloud management console on a recurring thirty (30) day cycle, in a commonly used, machine-readable format. Client shall be responsible for retaining such exports in accordance with its own FINRA record retention obligations (minimum twenty-four (24) months). Prior to the retrieval of the Edge Appliance and the deactivation of the Client’s Sophos Central account, Technijian shall perform a final export and delivery of all remaining data not yet provided to Client.</w:t>
+        </w:r>
+      </w:ins>
+    </w:p>
+    <w:p>
+      <w:pPr>
+        <w:pStyle w:val="Heading3"/>
+        <w:rPr>
+          <w:ins w:id="105" w:author="Claude" w:date="2026-03-24T00:00:00Z"/>
+        </w:rPr>
+      </w:pPr>
+      <w:ins w:id="106" w:author="Claude" w:date="2026-03-24T00:00:00Z">
+        <w:r>
+          <w:rPr>
+            <w:rFonts w:ascii="Open Sans" w:cs="Open Sans" w:eastAsia="Open Sans" w:hAnsi="Open Sans"/>
+            <w:color w:val="59595B"/>
+            <w:sz w:val="22"/>
+            <w:szCs w:val="22"/>
+          </w:rPr>
+          <w:t xml:space="preserve">5.4.2 Secure Data Wiping</w:t>
+        </w:r>
+      </w:ins>
+    </w:p>
+    <w:p>
+      <w:pPr>
+        <w:rPr>
+          <w:ins w:id="107" w:author="Claude" w:date="2026-03-24T00:00:00Z"/>
+        </w:rPr>
+      </w:pPr>
+      <w:ins w:id="108" w:author="Claude" w:date="2026-03-24T00:00:00Z">
+        <w:r>
+          <w:rPr>
+            <w:rFonts w:ascii="Open Sans" w:cs="Open Sans" w:eastAsia="Open Sans" w:hAnsi="Open Sans"/>
+            <w:color w:val="59595B"/>
+            <w:sz w:val="22"/>
+            <w:szCs w:val="22"/>
+          </w:rPr>
+          <w:t xml:space="preserve">Upon termination and after the successful export and delivery of all data described in Section 5.4.1, Technijian shall perform a secure wipe (factory reset) of the Edge Appliance to ensure that no Client network data, logs, configurations, or other Client information remains on the hardware prior to its removal from the Client’s premises. The secure wipe shall be performed on-site before the Edge Appliance leaves the Client’s physical control.</w:t>
+        </w:r>
+      </w:ins>
+    </w:p>
+    <w:p>
+      <w:pPr>
+        <w:pStyle w:val="Heading3"/>
+        <w:rPr>
+          <w:ins w:id="109" w:author="Claude" w:date="2026-03-24T00:00:00Z"/>
+        </w:rPr>
+      </w:pPr>
+      <w:ins w:id="110" w:author="Claude" w:date="2026-03-24T00:00:00Z">
+        <w:r>
+          <w:rPr>
+            <w:rFonts w:ascii="Open Sans" w:cs="Open Sans" w:eastAsia="Open Sans" w:hAnsi="Open Sans"/>
+            <w:color w:val="59595B"/>
+            <w:sz w:val="22"/>
+            <w:szCs w:val="22"/>
+          </w:rPr>
+          <w:t xml:space="preserve">5.4.3 Certificate Revocation</w:t>
+        </w:r>
+      </w:ins>
+    </w:p>
+    <w:p>
+      <w:pPr>
+        <w:rPr>
+          <w:ins w:id="111" w:author="Claude" w:date="2026-03-24T00:00:00Z"/>
+        </w:rPr>
+      </w:pPr>
+      <w:ins w:id="112" w:author="Claude" w:date="2026-03-24T00:00:00Z">
+        <w:r>
+          <w:rPr>
+            <w:rFonts w:ascii="Open Sans" w:cs="Open Sans" w:eastAsia="Open Sans" w:hAnsi="Open Sans"/>
+            <w:color w:val="59595B"/>
+            <w:sz w:val="22"/>
+            <w:szCs w:val="22"/>
+          </w:rPr>
+          <w:t xml:space="preserve">Upon termination, Technijian shall securely revoke and destroy all CloudBrink SD-WAN access credentials, TLS inspection private keys, and any other cryptographic credentials issued or configured in connection with this engagement. Revocation shall be completed within ten (10) business days of the termination effective date to prevent any future unauthorized use of such credentials.</w:t>
+        </w:r>
+      </w:ins>
+    </w:p>
+    <w:p>
+      <w:pPr>
+        <w:pStyle w:val="Heading3"/>
+        <w:rPr>
+          <w:ins w:id="113" w:author="Claude" w:date="2026-03-24T00:00:00Z"/>
+        </w:rPr>
+      </w:pPr>
+      <w:ins w:id="114" w:author="Claude" w:date="2026-03-24T00:00:00Z">
+        <w:r>
+          <w:rPr>
+            <w:rFonts w:ascii="Open Sans" w:cs="Open Sans" w:eastAsia="Open Sans" w:hAnsi="Open Sans"/>
+            <w:color w:val="59595B"/>
+            <w:sz w:val="22"/>
+            <w:szCs w:val="22"/>
+          </w:rPr>
+          <w:t xml:space="preserve">5.4.4 Certificate of Destruction</w:t>
+        </w:r>
+      </w:ins>
+    </w:p>
+    <w:p>
+      <w:pPr>
+        <w:rPr>
+          <w:ins w:id="115" w:author="Claude" w:date="2026-03-24T00:00:00Z"/>
+        </w:rPr>
+      </w:pPr>
+      <w:ins w:id="116" w:author="Claude" w:date="2026-03-24T00:00:00Z">
+        <w:r>
+          <w:rPr>
+            <w:rFonts w:ascii="Open Sans" w:cs="Open Sans" w:eastAsia="Open Sans" w:hAnsi="Open Sans"/>
+            <w:color w:val="59595B"/>
+            <w:sz w:val="22"/>
+            <w:szCs w:val="22"/>
+          </w:rPr>
+          <w:t xml:space="preserve">Following the completion of the secure data wiping (Section 5.4.2), certificate revocation (Section 5.4.3), and deactivation of the Client’s Sophos Central account, Technijian shall provide Client with a written Certificate of Destruction. The Certificate of Destruction shall confirm: (a) the date and method of secure wiping performed on the Edge Appliance; (b) the date of revocation and destruction of all cryptographic credentials; (c) the date Technijian initiated deactivation of the Client’s Sophos Central account (noting that final purge of data from Sophos’s infrastructure is governed by Sophos’s own data retention policies and is outside Technijian’s control); and (d) a statement that no Client firewall data, logs, or configurations generated under this SOW remain in Technijian’s possession or control. Technijian shall deliver the Certificate of Destruction to Client within ten (10) business days of the completion of all termination procedures described in this Section 5.4.</w:t>
+        </w:r>
+      </w:ins>
     </w:p>
     <w:p>
       <w:pPr>
@@ -14421,6 +14580,43 @@
     </w:p>
     <w:p>
       <w:pPr>
+        <w:pStyle w:val="Heading2"/>
+        <w:rPr>
+          <w:ins w:id="200" w:author="Claude" w:date="2026-03-24T00:00:00Z"/>
+        </w:rPr>
+      </w:pPr>
+      <w:ins w:id="201" w:author="Claude" w:date="2026-03-24T00:00:00Z">
+        <w:r>
+          <w:rPr>
+            <w:rFonts w:ascii="Open Sans" w:cs="Open Sans" w:eastAsia="Open Sans" w:hAnsi="Open Sans"/>
+            <w:color w:val="59595B"/>
+            <w:sz w:val="22"/>
+            <w:szCs w:val="22"/>
+          </w:rPr>
+          <w:t xml:space="preserve">6.6 Termination Services Fee</w:t>
+        </w:r>
+      </w:ins>
+    </w:p>
+    <w:p>
+      <w:pPr>
+        <w:rPr>
+          <w:ins w:id="202" w:author="Claude" w:date="2026-03-24T00:00:00Z"/>
+        </w:rPr>
+      </w:pPr>
+      <w:ins w:id="203" w:author="Claude" w:date="2026-03-24T00:00:00Z">
+        <w:r>
+          <w:rPr>
+            <w:rFonts w:ascii="Open Sans" w:cs="Open Sans" w:eastAsia="Open Sans" w:hAnsi="Open Sans"/>
+            <w:color w:val="59595B"/>
+            <w:sz w:val="22"/>
+            <w:szCs w:val="22"/>
+          </w:rPr>
+          <w:t xml:space="preserve">Upon termination or expiration of the managed services engagement, a Termination Services Fee shall apply to cover the data export, secure data wiping, credential revocation, and Certificate of Destruction procedures described in Section 5.4. Termination services shall be performed by a Sr. Engineer (US) at an estimated three (3) hours at the standard rate of $150.00 per hour, for a total estimated fee of $450.00. Termination services shall be billed on a time-and-materials basis at the rates set forth in Section 6.1; the estimate provided herein is not a cap. Technijian shall invoice the Termination Services Fee upon completion of all termination procedures, payable under the terms of Section 6.5.</w:t>
+        </w:r>
+      </w:ins>
+    </w:p>
+    <w:p>
+      <w:pPr>
         <w:pBdr>
           <w:bottom w:val="single" w:color="006DB6" w:sz="3"/>
         </w:pBdr>
@@ -14505,7 +14701,7 @@
           <w:sz w:val="22"/>
           <w:szCs w:val="22"/>
         </w:rPr>
-        <w:t xml:space="preserve">(b) Designate a point of contact authorized to approve firewall policy decisions, VPN access requests, and network changes;</w:t>
+        <w:t xml:space="preserve">(b) Designate a point of contact authorized to approve firewall policy decisions, CloudBrink SD-WAN access requests, and network changes;</w:t>
       </w:r>
     </w:p>
     <w:p>

--- a/clients/AFFG/SOW-AFFG-001-Firewall.docx
+++ b/clients/AFFG/SOW-AFFG-001-Firewall.docx
@@ -17,7 +17,7 @@
           <w:noProof/>
         </w:rPr>
         <w:drawing>
-          <wp:inline distT="0" distB="0" distL="0" distR="0" wp14:anchorId="5F5FC634" wp14:editId="78439174">
+          <wp:inline distT="0" distB="0" distL="0" distR="0" wp14:anchorId="2035C998" wp14:editId="4A837EF2">
             <wp:extent cx="2381250" cy="600075"/>
             <wp:effectExtent l="0" t="0" r="0" b="0"/>
             <wp:docPr id="1" name="logo" descr="Technijian Inc." title="Technijian Logo"/>
@@ -504,6 +504,7 @@
         </w:numPr>
       </w:pPr>
       <w:r>
+        <w:lastRenderedPageBreak/>
         <w:t>FINRA Cybersecurity Guidance — Annual Regulatory and Examination Priorities</w:t>
       </w:r>
     </w:p>
@@ -634,7 +635,7 @@
           <w:left w:w="10" w:type="dxa"/>
           <w:right w:w="10" w:type="dxa"/>
         </w:tblCellMar>
-        <w:tblLook w:val="0000" w:firstRow="0" w:lastRow="0" w:firstColumn="0" w:lastColumn="0" w:noHBand="0" w:noVBand="0"/>
+        <w:tblLook w:val="04A0" w:firstRow="1" w:lastRow="0" w:firstColumn="1" w:lastColumn="0" w:noHBand="0" w:noVBand="1"/>
       </w:tblPr>
       <w:tblGrid>
         <w:gridCol w:w="2340"/>
@@ -895,6 +896,14 @@
         </w:tc>
       </w:tr>
     </w:tbl>
+    <w:p>
+      <w:pPr>
+        <w:pBdr>
+          <w:bottom w:val="single" w:sz="3" w:space="0" w:color="006DB6"/>
+        </w:pBdr>
+        <w:spacing w:before="200" w:after="200"/>
+      </w:pPr>
+    </w:p>
     <w:p>
       <w:pPr>
         <w:pStyle w:val="Heading1"/>
@@ -956,7 +965,7 @@
           <w:left w:w="10" w:type="dxa"/>
           <w:right w:w="10" w:type="dxa"/>
         </w:tblCellMar>
-        <w:tblLook w:val="0000" w:firstRow="0" w:lastRow="0" w:firstColumn="0" w:lastColumn="0" w:noHBand="0" w:noVBand="0"/>
+        <w:tblLook w:val="04A0" w:firstRow="1" w:lastRow="0" w:firstColumn="1" w:lastColumn="0" w:noHBand="0" w:noVBand="1"/>
       </w:tblPr>
       <w:tblGrid>
         <w:gridCol w:w="1804"/>
@@ -999,6 +1008,7 @@
                 <w:sz w:val="20"/>
                 <w:szCs w:val="20"/>
               </w:rPr>
+              <w:lastRenderedPageBreak/>
               <w:t>Firewall Capability</w:t>
             </w:r>
           </w:p>
@@ -1603,7 +1613,6 @@
                 <w:sz w:val="20"/>
                 <w:szCs w:val="20"/>
               </w:rPr>
-              <w:lastRenderedPageBreak/>
               <w:t>Application Control (3,300+ apps)</w:t>
             </w:r>
           </w:p>
@@ -1895,12 +1904,21 @@
             <w:vAlign w:val="center"/>
           </w:tcPr>
           <w:p>
-            <w:r>
-              <w:rPr>
-                <w:sz w:val="20"/>
-                <w:szCs w:val="20"/>
-              </w:rPr>
-              <w:t>VPN (IPsec &amp; SSL) Encrypted Remote Access</w:t>
+            <w:proofErr w:type="spellStart"/>
+            <w:r>
+              <w:rPr>
+                <w:sz w:val="20"/>
+                <w:szCs w:val="20"/>
+              </w:rPr>
+              <w:t>CloudBrink</w:t>
+            </w:r>
+            <w:proofErr w:type="spellEnd"/>
+            <w:r>
+              <w:rPr>
+                <w:sz w:val="20"/>
+                <w:szCs w:val="20"/>
+              </w:rPr>
+              <w:t xml:space="preserve"> SD-WAN Encrypted Remote Access</w:t>
             </w:r>
           </w:p>
         </w:tc>
@@ -2359,7 +2377,11 @@
         <w:t xml:space="preserve">SEC Regulation S-P (2024 Amendments): </w:t>
       </w:r>
       <w:r>
-        <w:t>The amended rule (mandatory compliance 2026) requires covered institutions to implement administrative, technical, and physical safeguards to protect customer records and NPI. Technical safeguards explicitly include network perimeter defense, encryption of data in transit, and monitoring for unauthorized access. A next-generation firewall with IPS, TLS inspection, and centralized logging directly satisfies these requirements.</w:t>
+        <w:t xml:space="preserve">The amended rule (mandatory compliance 2026) requires covered institutions to implement administrative, </w:t>
+      </w:r>
+      <w:r>
+        <w:lastRenderedPageBreak/>
+        <w:t>technical, and physical safeguards to protect customer records and NPI. Technical safeguards explicitly include network perimeter defense, encryption of data in transit, and monitoring for unauthorized access. A next-generation firewall with IPS, TLS inspection, and centralized logging directly satisfies these requirements.</w:t>
       </w:r>
     </w:p>
     <w:p>
@@ -2447,7 +2469,15 @@
         <w:t xml:space="preserve">FTC Safeguards Rule (16 CFR Part 314): </w:t>
       </w:r>
       <w:r>
-        <w:t>The amended 2023 requirements mandate access controls, encryption, multi-factor authentication, monitoring, and regular testing for financial institutions. The Sophos firewall’s VPN with MFA support, TLS inspection, IPS monitoring, and Sophos Central audit logging directly address these obligations.</w:t>
+        <w:t xml:space="preserve">The amended 2023 requirements mandate access controls, encryption, multi-factor authentication, monitoring, and regular testing for financial institutions. The Sophos firewall’s integration with </w:t>
+      </w:r>
+      <w:proofErr w:type="spellStart"/>
+      <w:r>
+        <w:t>CloudBrink</w:t>
+      </w:r>
+      <w:proofErr w:type="spellEnd"/>
+      <w:r>
+        <w:t xml:space="preserve"> SD-WAN for MFA-enabled secure access, TLS inspection, IPS monitoring, and Sophos Central audit logging directly address these obligations.</w:t>
       </w:r>
     </w:p>
     <w:p>
@@ -2465,7 +2495,6 @@
           <w:sz w:val="22"/>
           <w:szCs w:val="22"/>
         </w:rPr>
-        <w:lastRenderedPageBreak/>
         <w:t>2.3 BCP Compliance Review Findings Addressed</w:t>
       </w:r>
     </w:p>
@@ -2494,7 +2523,7 @@
           <w:left w:w="10" w:type="dxa"/>
           <w:right w:w="10" w:type="dxa"/>
         </w:tblCellMar>
-        <w:tblLook w:val="0000" w:firstRow="0" w:lastRow="0" w:firstColumn="0" w:lastColumn="0" w:noHBand="0" w:noVBand="0"/>
+        <w:tblLook w:val="04A0" w:firstRow="1" w:lastRow="0" w:firstColumn="1" w:lastColumn="0" w:noHBand="0" w:noVBand="1"/>
       </w:tblPr>
       <w:tblGrid>
         <w:gridCol w:w="2700"/>
@@ -2909,6 +2938,7 @@
                 <w:sz w:val="20"/>
                 <w:szCs w:val="20"/>
               </w:rPr>
+              <w:lastRenderedPageBreak/>
               <w:t>No intrusion detection/prevention system</w:t>
             </w:r>
           </w:p>
@@ -3221,8 +3251,13 @@
           <w:numId w:val="5"/>
         </w:numPr>
       </w:pPr>
-      <w:r>
-        <w:t>VPN configuration (IPsec and/or SSL) for secure remote access</w:t>
+      <w:proofErr w:type="spellStart"/>
+      <w:r>
+        <w:t>CloudBrink</w:t>
+      </w:r>
+      <w:proofErr w:type="spellEnd"/>
+      <w:r>
+        <w:t xml:space="preserve"> SD-WAN configuration for secure remote access</w:t>
       </w:r>
     </w:p>
     <w:p>
@@ -3282,7 +3317,6 @@
         </w:numPr>
       </w:pPr>
       <w:r>
-        <w:lastRenderedPageBreak/>
         <w:t>Post-deployment validation and compliance documentation</w:t>
       </w:r>
     </w:p>
@@ -3313,7 +3347,15 @@
         </w:numPr>
       </w:pPr>
       <w:r>
-        <w:t>Desktop or workstation configuration changes beyond VPN client deployment</w:t>
+        <w:t xml:space="preserve">Desktop or workstation configuration changes beyond </w:t>
+      </w:r>
+      <w:proofErr w:type="spellStart"/>
+      <w:r>
+        <w:t>CloudBrink</w:t>
+      </w:r>
+      <w:proofErr w:type="spellEnd"/>
+      <w:r>
+        <w:t xml:space="preserve"> SD-WAN client deployment</w:t>
       </w:r>
     </w:p>
     <w:p>
@@ -3361,6 +3403,7 @@
         </w:numPr>
       </w:pPr>
       <w:r>
+        <w:lastRenderedPageBreak/>
         <w:t>Endpoint security agent deployment (covered under separate SOW or managed services agreement)</w:t>
       </w:r>
     </w:p>
@@ -3452,6 +3495,14 @@
     </w:p>
     <w:p>
       <w:pPr>
+        <w:pBdr>
+          <w:bottom w:val="single" w:sz="3" w:space="0" w:color="006DB6"/>
+        </w:pBdr>
+        <w:spacing w:before="200" w:after="200"/>
+      </w:pPr>
+    </w:p>
+    <w:p>
+      <w:pPr>
         <w:pStyle w:val="Heading1"/>
       </w:pPr>
       <w:r>
@@ -3545,7 +3596,15 @@
         </w:numPr>
       </w:pPr>
       <w:r>
-        <w:t>Firewall policy design document (access rules, VPN, IPS, web filtering)</w:t>
+        <w:t xml:space="preserve">Firewall policy design document (access rules, </w:t>
+      </w:r>
+      <w:proofErr w:type="spellStart"/>
+      <w:r>
+        <w:t>CloudBrink</w:t>
+      </w:r>
+      <w:proofErr w:type="spellEnd"/>
+      <w:r>
+        <w:t xml:space="preserve"> SD-WAN, IPS, web filtering)</w:t>
       </w:r>
     </w:p>
     <w:p>
@@ -3593,7 +3652,7 @@
           <w:left w:w="10" w:type="dxa"/>
           <w:right w:w="10" w:type="dxa"/>
         </w:tblCellMar>
-        <w:tblLook w:val="0000" w:firstRow="0" w:lastRow="0" w:firstColumn="0" w:lastColumn="0" w:noHBand="0" w:noVBand="0"/>
+        <w:tblLook w:val="04A0" w:firstRow="1" w:lastRow="0" w:firstColumn="1" w:lastColumn="0" w:noHBand="0" w:noVBand="1"/>
       </w:tblPr>
       <w:tblGrid>
         <w:gridCol w:w="1589"/>
@@ -3944,6 +4003,7 @@
                 <w:sz w:val="20"/>
                 <w:szCs w:val="20"/>
               </w:rPr>
+              <w:lastRenderedPageBreak/>
               <w:t>Engineer</w:t>
             </w:r>
           </w:p>
@@ -4400,7 +4460,7 @@
           <w:left w:w="10" w:type="dxa"/>
           <w:right w:w="10" w:type="dxa"/>
         </w:tblCellMar>
-        <w:tblLook w:val="0000" w:firstRow="0" w:lastRow="0" w:firstColumn="0" w:lastColumn="0" w:noHBand="0" w:noVBand="0"/>
+        <w:tblLook w:val="04A0" w:firstRow="1" w:lastRow="0" w:firstColumn="1" w:lastColumn="0" w:noHBand="0" w:noVBand="1"/>
       </w:tblPr>
       <w:tblGrid>
         <w:gridCol w:w="1589"/>
@@ -5335,6 +5395,7 @@
     </w:p>
     <w:p>
       <w:r>
+        <w:lastRenderedPageBreak/>
         <w:t xml:space="preserve">Technijian will supply, deliver, and physically install the Edge Appliance 16GB at the Client’s primary location. This Technijian-provided appliance serves as the dedicated hardware platform hosting the </w:t>
       </w:r>
       <w:proofErr w:type="spellStart"/>
@@ -5417,7 +5478,6 @@
         </w:numPr>
       </w:pPr>
       <w:r>
-        <w:lastRenderedPageBreak/>
         <w:t>Traffic routing validated end-to-end through firewall inspection path</w:t>
       </w:r>
     </w:p>
@@ -5454,7 +5514,7 @@
           <w:left w:w="10" w:type="dxa"/>
           <w:right w:w="10" w:type="dxa"/>
         </w:tblCellMar>
-        <w:tblLook w:val="0000" w:firstRow="0" w:lastRow="0" w:firstColumn="0" w:lastColumn="0" w:noHBand="0" w:noVBand="0"/>
+        <w:tblLook w:val="04A0" w:firstRow="1" w:lastRow="0" w:firstColumn="1" w:lastColumn="0" w:noHBand="0" w:noVBand="1"/>
       </w:tblPr>
       <w:tblGrid>
         <w:gridCol w:w="1590"/>
@@ -6181,8 +6241,13 @@
           <w:numId w:val="11"/>
         </w:numPr>
       </w:pPr>
-      <w:r>
-        <w:t>VPN configuration for secure remote access (IPsec/SSL)</w:t>
+      <w:proofErr w:type="spellStart"/>
+      <w:r>
+        <w:t>CloudBrink</w:t>
+      </w:r>
+      <w:proofErr w:type="spellEnd"/>
+      <w:r>
+        <w:t xml:space="preserve"> SD-WAN configuration for secure remote access</w:t>
       </w:r>
     </w:p>
     <w:p>
@@ -6194,6 +6259,7 @@
         </w:numPr>
       </w:pPr>
       <w:r>
+        <w:lastRenderedPageBreak/>
         <w:t>DoS/DDoS protection thresholds configured</w:t>
       </w:r>
     </w:p>
@@ -6259,7 +6325,7 @@
           <w:left w:w="10" w:type="dxa"/>
           <w:right w:w="10" w:type="dxa"/>
         </w:tblCellMar>
-        <w:tblLook w:val="0000" w:firstRow="0" w:lastRow="0" w:firstColumn="0" w:lastColumn="0" w:noHBand="0" w:noVBand="0"/>
+        <w:tblLook w:val="04A0" w:firstRow="1" w:lastRow="0" w:firstColumn="1" w:lastColumn="0" w:noHBand="0" w:noVBand="1"/>
       </w:tblPr>
       <w:tblGrid>
         <w:gridCol w:w="1589"/>
@@ -6809,12 +6875,21 @@
             <w:vAlign w:val="center"/>
           </w:tcPr>
           <w:p>
-            <w:r>
-              <w:rPr>
-                <w:sz w:val="20"/>
-                <w:szCs w:val="20"/>
-              </w:rPr>
-              <w:t>VPN setup and remote access configuration</w:t>
+            <w:proofErr w:type="spellStart"/>
+            <w:r>
+              <w:rPr>
+                <w:sz w:val="20"/>
+                <w:szCs w:val="20"/>
+              </w:rPr>
+              <w:t>CloudBrink</w:t>
+            </w:r>
+            <w:proofErr w:type="spellEnd"/>
+            <w:r>
+              <w:rPr>
+                <w:sz w:val="20"/>
+                <w:szCs w:val="20"/>
+              </w:rPr>
+              <w:t xml:space="preserve"> SD-WAN setup and remote access configuration</w:t>
             </w:r>
           </w:p>
         </w:tc>
@@ -7054,7 +7129,6 @@
                 <w:sz w:val="20"/>
                 <w:szCs w:val="20"/>
               </w:rPr>
-              <w:lastRenderedPageBreak/>
               <w:t>Engineer</w:t>
             </w:r>
           </w:p>
@@ -7334,7 +7408,15 @@
     </w:p>
     <w:p>
       <w:r>
-        <w:t>End-to-end testing of all firewall functions including traffic inspection, IPS detection, VPN connectivity, application filtering, and centralized logging. Coordinated production cutover with minimal disruption to Client operations.</w:t>
+        <w:t xml:space="preserve">End-to-end testing of all firewall functions including traffic inspection, IPS detection, </w:t>
+      </w:r>
+      <w:proofErr w:type="spellStart"/>
+      <w:r>
+        <w:t>CloudBrink</w:t>
+      </w:r>
+      <w:proofErr w:type="spellEnd"/>
+      <w:r>
+        <w:t xml:space="preserve"> SD-WAN connectivity, application filtering, and centralized logging. Coordinated production cutover with minimal disruption to Client operations.</w:t>
       </w:r>
     </w:p>
     <w:p>
@@ -7375,8 +7457,13 @@
           <w:numId w:val="2"/>
         </w:numPr>
       </w:pPr>
-      <w:r>
-        <w:t>VPN connectivity validation from remote locations</w:t>
+      <w:proofErr w:type="spellStart"/>
+      <w:r>
+        <w:t>CloudBrink</w:t>
+      </w:r>
+      <w:proofErr w:type="spellEnd"/>
+      <w:r>
+        <w:t xml:space="preserve"> SD-WAN connectivity validation from remote locations</w:t>
       </w:r>
     </w:p>
     <w:p>
@@ -7448,7 +7535,7 @@
           <w:left w:w="10" w:type="dxa"/>
           <w:right w:w="10" w:type="dxa"/>
         </w:tblCellMar>
-        <w:tblLook w:val="0000" w:firstRow="0" w:lastRow="0" w:firstColumn="0" w:lastColumn="0" w:noHBand="0" w:noVBand="0"/>
+        <w:tblLook w:val="04A0" w:firstRow="1" w:lastRow="0" w:firstColumn="1" w:lastColumn="0" w:noHBand="0" w:noVBand="1"/>
       </w:tblPr>
       <w:tblGrid>
         <w:gridCol w:w="1590"/>
@@ -7491,6 +7578,7 @@
                 <w:sz w:val="20"/>
                 <w:szCs w:val="20"/>
               </w:rPr>
+              <w:lastRenderedPageBreak/>
               <w:t>Role</w:t>
             </w:r>
           </w:p>
@@ -8003,7 +8091,23 @@
                 <w:sz w:val="20"/>
                 <w:szCs w:val="20"/>
               </w:rPr>
-              <w:t>Functional testing and VPN validation</w:t>
+              <w:t xml:space="preserve">Functional testing and </w:t>
+            </w:r>
+            <w:proofErr w:type="spellStart"/>
+            <w:r>
+              <w:rPr>
+                <w:sz w:val="20"/>
+                <w:szCs w:val="20"/>
+              </w:rPr>
+              <w:t>CloudBrink</w:t>
+            </w:r>
+            <w:proofErr w:type="spellEnd"/>
+            <w:r>
+              <w:rPr>
+                <w:sz w:val="20"/>
+                <w:szCs w:val="20"/>
+              </w:rPr>
+              <w:t xml:space="preserve"> SD-WAN validation</w:t>
             </w:r>
           </w:p>
         </w:tc>
@@ -8341,6 +8445,14 @@
         </w:tc>
       </w:tr>
     </w:tbl>
+    <w:p>
+      <w:pPr>
+        <w:pBdr>
+          <w:bottom w:val="single" w:sz="3" w:space="0" w:color="006DB6"/>
+        </w:pBdr>
+        <w:spacing w:before="200" w:after="200"/>
+      </w:pPr>
+    </w:p>
     <w:p>
       <w:pPr>
         <w:pStyle w:val="Heading1"/>
@@ -8392,7 +8504,7 @@
           <w:left w:w="10" w:type="dxa"/>
           <w:right w:w="10" w:type="dxa"/>
         </w:tblCellMar>
-        <w:tblLook w:val="0000" w:firstRow="0" w:lastRow="0" w:firstColumn="0" w:lastColumn="0" w:noHBand="0" w:noVBand="0"/>
+        <w:tblLook w:val="04A0" w:firstRow="1" w:lastRow="0" w:firstColumn="1" w:lastColumn="0" w:noHBand="0" w:noVBand="1"/>
       </w:tblPr>
       <w:tblGrid>
         <w:gridCol w:w="2800"/>
@@ -8499,7 +8611,6 @@
                 <w:sz w:val="20"/>
                 <w:szCs w:val="20"/>
               </w:rPr>
-              <w:lastRenderedPageBreak/>
               <w:t>Edge Appliance 16GB</w:t>
             </w:r>
           </w:p>
@@ -8736,7 +8847,7 @@
           <w:left w:w="10" w:type="dxa"/>
           <w:right w:w="10" w:type="dxa"/>
         </w:tblCellMar>
-        <w:tblLook w:val="0000" w:firstRow="0" w:lastRow="0" w:firstColumn="0" w:lastColumn="0" w:noHBand="0" w:noVBand="0"/>
+        <w:tblLook w:val="04A0" w:firstRow="1" w:lastRow="0" w:firstColumn="1" w:lastColumn="0" w:noHBand="0" w:noVBand="1"/>
       </w:tblPr>
       <w:tblGrid>
         <w:gridCol w:w="1800"/>
@@ -9103,6 +9214,7 @@
                 <w:sz w:val="20"/>
                 <w:szCs w:val="20"/>
               </w:rPr>
+              <w:lastRenderedPageBreak/>
               <w:t>Edge Appliance 16GB</w:t>
             </w:r>
           </w:p>
@@ -9398,7 +9510,7 @@
           <w:left w:w="10" w:type="dxa"/>
           <w:right w:w="10" w:type="dxa"/>
         </w:tblCellMar>
-        <w:tblLook w:val="0000" w:firstRow="0" w:lastRow="0" w:firstColumn="0" w:lastColumn="0" w:noHBand="0" w:noVBand="0"/>
+        <w:tblLook w:val="04A0" w:firstRow="1" w:lastRow="0" w:firstColumn="1" w:lastColumn="0" w:noHBand="0" w:noVBand="1"/>
       </w:tblPr>
       <w:tblGrid>
         <w:gridCol w:w="3800"/>
@@ -9825,8 +9937,105 @@
       </w:r>
       <w:proofErr w:type="gramEnd"/>
       <w:r>
-        <w:t xml:space="preserve"> supplied by Technijian and shall remain the property of Technijian for the duration of the managed services engagement. Client is granted use of the equipment and software solely in connection with the services described in this SOW. Upon termination of the managed services engagement, Technijian shall retrieve the Edge Appliance hardware and deactivate associated licenses.</w:t>
-      </w:r>
+        <w:t xml:space="preserve"> supplied by Technijian and shall remain the property of Technijian for the duration of the managed services engagement. Client is granted use of the equipment and software solely in connection with the services described in this SOW. Upon termination of the managed services engagement, Technijian shall retrieve the Edge Appliance hardware and deactivate associated licenses. Upon termination or expiration of the managed services engagement, the following data handling and security procedures shall apply prior to and during the equipment retrieval process:</w:t>
+      </w:r>
+    </w:p>
+    <w:p>
+      <w:pPr>
+        <w:pStyle w:val="Heading3"/>
+      </w:pPr>
+      <w:r>
+        <w:rPr>
+          <w:color w:val="59595B"/>
+          <w:sz w:val="22"/>
+          <w:szCs w:val="22"/>
+        </w:rPr>
+        <w:t>5.4.1 Data and Log Export</w:t>
+      </w:r>
+    </w:p>
+    <w:p>
+      <w:r>
+        <w:t xml:space="preserve">Throughout the term of the engagement, Technijian shall export and deliver to Client all available firewall logs, configuration files, and </w:t>
+      </w:r>
+      <w:proofErr w:type="gramStart"/>
+      <w:r>
+        <w:t>reporting</w:t>
+      </w:r>
+      <w:proofErr w:type="gramEnd"/>
+      <w:r>
+        <w:t xml:space="preserve"> data from the Sophos Central cloud management console on a recurring thirty (30) day cycle, in a commonly used, machine-readable format. Client shall be responsible for retaining such exports in accordance with its own FINRA record retention obligations (minimum twenty-four (24) months). Prior to the retrieval of the Edge Appliance and the deactivation of the Client’s Sophos Central account, Technijian shall perform a final export and delivery of all remaining data not yet provided to Client.</w:t>
+      </w:r>
+    </w:p>
+    <w:p>
+      <w:pPr>
+        <w:pStyle w:val="Heading3"/>
+      </w:pPr>
+      <w:r>
+        <w:rPr>
+          <w:color w:val="59595B"/>
+          <w:sz w:val="22"/>
+          <w:szCs w:val="22"/>
+        </w:rPr>
+        <w:t>5.4.2 Secure Data Wiping</w:t>
+      </w:r>
+    </w:p>
+    <w:p>
+      <w:r>
+        <w:t>Upon termination and after the successful export and delivery of all data described in Section 5.4.1, Technijian shall perform a secure wipe (factory reset) of the Edge Appliance to ensure that no Client network data, logs, configurations, or other Client information remains on the hardware prior to its removal from the Client’s premises. The secure wipe shall be performed on-site before the Edge Appliance leaves the Client’s physical control.</w:t>
+      </w:r>
+    </w:p>
+    <w:p>
+      <w:pPr>
+        <w:pStyle w:val="Heading3"/>
+      </w:pPr>
+      <w:r>
+        <w:rPr>
+          <w:color w:val="59595B"/>
+          <w:sz w:val="22"/>
+          <w:szCs w:val="22"/>
+        </w:rPr>
+        <w:lastRenderedPageBreak/>
+        <w:t>5.4.3 Certificate Revocation</w:t>
+      </w:r>
+    </w:p>
+    <w:p>
+      <w:r>
+        <w:t xml:space="preserve">Upon termination, Technijian shall securely revoke and destroy all </w:t>
+      </w:r>
+      <w:proofErr w:type="spellStart"/>
+      <w:r>
+        <w:t>CloudBrink</w:t>
+      </w:r>
+      <w:proofErr w:type="spellEnd"/>
+      <w:r>
+        <w:t xml:space="preserve"> SD-WAN access credentials, TLS inspection private keys, and any other cryptographic credentials issued or configured in connection with this engagement. Revocation shall be completed within ten (10) business days of the termination effective date to prevent any future unauthorized use of such credentials.</w:t>
+      </w:r>
+    </w:p>
+    <w:p>
+      <w:pPr>
+        <w:pStyle w:val="Heading3"/>
+      </w:pPr>
+      <w:r>
+        <w:rPr>
+          <w:color w:val="59595B"/>
+          <w:sz w:val="22"/>
+          <w:szCs w:val="22"/>
+        </w:rPr>
+        <w:t>5.4.4 Certificate of Destruction</w:t>
+      </w:r>
+    </w:p>
+    <w:p>
+      <w:r>
+        <w:t>Following the completion of the secure data wiping (Section 5.4.2), certificate revocation (Section 5.4.3), and deactivation of the Client’s Sophos Central account, Technijian shall provide Client with a written Certificate of Destruction. The Certificate of Destruction shall confirm: (a) the date and method of secure wiping performed on the Edge Appliance; (b) the date of revocation and destruction of all cryptographic credentials; (c) the date Technijian initiated deactivation of the Client’s Sophos Central account (noting that final purge of data from Sophos’s infrastructure is governed by Sophos’s own data retention policies and is outside Technijian’s control); and (d) a statement that no Client firewall data, logs, or configurations generated under this SOW remain in Technijian’s possession or control. Technijian shall deliver the Certificate of Destruction to Client within ten (10) business days of the completion of all termination procedures described in this Section 5.4.</w:t>
+      </w:r>
+    </w:p>
+    <w:p>
+      <w:pPr>
+        <w:pBdr>
+          <w:bottom w:val="single" w:sz="3" w:space="0" w:color="006DB6"/>
+        </w:pBdr>
+        <w:spacing w:before="200" w:after="200"/>
+      </w:pPr>
     </w:p>
     <w:p>
       <w:pPr>
@@ -9869,7 +10078,7 @@
           <w:left w:w="10" w:type="dxa"/>
           <w:right w:w="10" w:type="dxa"/>
         </w:tblCellMar>
-        <w:tblLook w:val="0000" w:firstRow="0" w:lastRow="0" w:firstColumn="0" w:lastColumn="0" w:noHBand="0" w:noVBand="0"/>
+        <w:tblLook w:val="04A0" w:firstRow="1" w:lastRow="0" w:firstColumn="1" w:lastColumn="0" w:noHBand="0" w:noVBand="1"/>
       </w:tblPr>
       <w:tblGrid>
         <w:gridCol w:w="2800"/>
@@ -10100,7 +10309,6 @@
                 <w:sz w:val="20"/>
                 <w:szCs w:val="20"/>
               </w:rPr>
-              <w:lastRenderedPageBreak/>
               <w:t>Engineer (Offshore)</w:t>
             </w:r>
           </w:p>
@@ -10196,7 +10404,7 @@
           <w:left w:w="10" w:type="dxa"/>
           <w:right w:w="10" w:type="dxa"/>
         </w:tblCellMar>
-        <w:tblLook w:val="0000" w:firstRow="0" w:lastRow="0" w:firstColumn="0" w:lastColumn="0" w:noHBand="0" w:noVBand="0"/>
+        <w:tblLook w:val="04A0" w:firstRow="1" w:lastRow="0" w:firstColumn="1" w:lastColumn="0" w:noHBand="0" w:noVBand="1"/>
       </w:tblPr>
       <w:tblGrid>
         <w:gridCol w:w="966"/>
@@ -10691,6 +10899,7 @@
                 <w:sz w:val="20"/>
                 <w:szCs w:val="20"/>
               </w:rPr>
+              <w:lastRenderedPageBreak/>
               <w:t>Phase 2</w:t>
             </w:r>
           </w:p>
@@ -11727,7 +11936,7 @@
           <w:left w:w="10" w:type="dxa"/>
           <w:right w:w="10" w:type="dxa"/>
         </w:tblCellMar>
-        <w:tblLook w:val="0000" w:firstRow="0" w:lastRow="0" w:firstColumn="0" w:lastColumn="0" w:noHBand="0" w:noVBand="0"/>
+        <w:tblLook w:val="04A0" w:firstRow="1" w:lastRow="0" w:firstColumn="1" w:lastColumn="0" w:noHBand="0" w:noVBand="1"/>
       </w:tblPr>
       <w:tblGrid>
         <w:gridCol w:w="4000"/>
@@ -12573,7 +12782,7 @@
           <w:left w:w="10" w:type="dxa"/>
           <w:right w:w="10" w:type="dxa"/>
         </w:tblCellMar>
-        <w:tblLook w:val="0000" w:firstRow="0" w:lastRow="0" w:firstColumn="0" w:lastColumn="0" w:noHBand="0" w:noVBand="0"/>
+        <w:tblLook w:val="04A0" w:firstRow="1" w:lastRow="0" w:firstColumn="1" w:lastColumn="0" w:noHBand="0" w:noVBand="1"/>
       </w:tblPr>
       <w:tblGrid>
         <w:gridCol w:w="3200"/>
@@ -12896,7 +13105,6 @@
                 <w:sz w:val="20"/>
                 <w:szCs w:val="20"/>
               </w:rPr>
-              <w:lastRenderedPageBreak/>
               <w:t>Annual Subscriptions</w:t>
             </w:r>
           </w:p>
@@ -13067,8 +13275,43 @@
     </w:p>
     <w:p>
       <w:r>
+        <w:lastRenderedPageBreak/>
         <w:t>All invoices are due and payable within thirty (30) days of the invoice date. Late payments are subject to a late fee of 1.5% per month on the unpaid balance.</w:t>
       </w:r>
+    </w:p>
+    <w:p>
+      <w:pPr>
+        <w:pStyle w:val="Heading2"/>
+      </w:pPr>
+      <w:r>
+        <w:rPr>
+          <w:color w:val="59595B"/>
+          <w:sz w:val="22"/>
+          <w:szCs w:val="22"/>
+        </w:rPr>
+        <w:t>6.6 Termination Services Fee</w:t>
+      </w:r>
+    </w:p>
+    <w:p>
+      <w:r>
+        <w:t xml:space="preserve">Upon termination or expiration of the managed services engagement, a Termination Services Fee shall apply to cover the data export, secure data wiping, credential revocation, and Certificate of Destruction procedures described in Section 5.4. Termination services shall be performed by a Sr. Engineer (US) at an estimated three (3) hours at the standard rate of $150.00 per hour, for a total estimated fee of $450.00. Termination services shall be billed on a time-and-materials basis at the rates set forth in Section 6.1; the estimate provided herein is not a cap. Technijian shall invoice the Termination Services Fee upon completion of all termination </w:t>
+      </w:r>
+      <w:proofErr w:type="gramStart"/>
+      <w:r>
+        <w:t>procedures,</w:t>
+      </w:r>
+      <w:proofErr w:type="gramEnd"/>
+      <w:r>
+        <w:t xml:space="preserve"> payable under the terms of Section 6.5.</w:t>
+      </w:r>
+    </w:p>
+    <w:p>
+      <w:pPr>
+        <w:pBdr>
+          <w:bottom w:val="single" w:sz="3" w:space="0" w:color="006DB6"/>
+        </w:pBdr>
+        <w:spacing w:before="200" w:after="200"/>
+      </w:pPr>
     </w:p>
     <w:p>
       <w:pPr>
@@ -13116,7 +13359,15 @@
         <w:ind w:left="360"/>
       </w:pPr>
       <w:r>
-        <w:t xml:space="preserve">(b) Designate a point of contact authorized to approve firewall policy decisions, VPN access requests, and network </w:t>
+        <w:t xml:space="preserve">(b) Designate a point of contact authorized to approve firewall policy decisions, </w:t>
+      </w:r>
+      <w:proofErr w:type="spellStart"/>
+      <w:r>
+        <w:t>CloudBrink</w:t>
+      </w:r>
+      <w:proofErr w:type="spellEnd"/>
+      <w:r>
+        <w:t xml:space="preserve"> SD-WAN access requests, and network </w:t>
       </w:r>
       <w:proofErr w:type="gramStart"/>
       <w:r>
@@ -13206,41 +13457,11 @@
     </w:p>
     <w:p>
       <w:pPr>
-        <w:pStyle w:val="Heading1"/>
-      </w:pPr>
-      <w:r>
-        <w:rPr>
-          <w:color w:val="59595B"/>
-          <w:sz w:val="22"/>
-          <w:szCs w:val="22"/>
-        </w:rPr>
-        <w:t>8. CHANGE MANAGEMENT</w:t>
-      </w:r>
-    </w:p>
-    <w:p>
-      <w:r>
-        <w:t>8.01. Any changes to the scope, schedule, or pricing of this SOW must be documented in a written Change Order signed by both Parties before work on the change begins.</w:t>
-      </w:r>
-    </w:p>
-    <w:p>
-      <w:pPr>
-        <w:spacing w:after="120"/>
-      </w:pPr>
-    </w:p>
-    <w:p>
-      <w:r>
-        <w:t>8.02. If Client requests work outside the defined scope, Technijian shall provide a Change Order detailing the additional work, estimated hours, and cost impact.</w:t>
-      </w:r>
-    </w:p>
-    <w:p>
-      <w:pPr>
-        <w:spacing w:after="120"/>
-      </w:pPr>
-    </w:p>
-    <w:p>
-      <w:r>
-        <w:t>8.03. Technijian shall not proceed with out-of-scope work without an approved Change Order, except in cases where delay would result in harm to Client’s systems, in which case Technijian shall notify Client as soon as practicable.</w:t>
-      </w:r>
+        <w:pBdr>
+          <w:bottom w:val="single" w:sz="3" w:space="0" w:color="006DB6"/>
+        </w:pBdr>
+        <w:spacing w:before="200" w:after="200"/>
+      </w:pPr>
     </w:p>
     <w:p>
       <w:pPr>
@@ -13253,6 +13474,52 @@
           <w:szCs w:val="22"/>
         </w:rPr>
         <w:lastRenderedPageBreak/>
+        <w:t>8. CHANGE MANAGEMENT</w:t>
+      </w:r>
+    </w:p>
+    <w:p>
+      <w:r>
+        <w:t>8.01. Any changes to the scope, schedule, or pricing of this SOW must be documented in a written Change Order signed by both Parties before work on the change begins.</w:t>
+      </w:r>
+    </w:p>
+    <w:p>
+      <w:pPr>
+        <w:spacing w:after="120"/>
+      </w:pPr>
+    </w:p>
+    <w:p>
+      <w:r>
+        <w:t>8.02. If Client requests work outside the defined scope, Technijian shall provide a Change Order detailing the additional work, estimated hours, and cost impact.</w:t>
+      </w:r>
+    </w:p>
+    <w:p>
+      <w:pPr>
+        <w:spacing w:after="120"/>
+      </w:pPr>
+    </w:p>
+    <w:p>
+      <w:r>
+        <w:t>8.03. Technijian shall not proceed with out-of-scope work without an approved Change Order, except in cases where delay would result in harm to Client’s systems, in which case Technijian shall notify Client as soon as practicable.</w:t>
+      </w:r>
+    </w:p>
+    <w:p>
+      <w:pPr>
+        <w:pBdr>
+          <w:bottom w:val="single" w:sz="3" w:space="0" w:color="006DB6"/>
+        </w:pBdr>
+        <w:spacing w:before="200" w:after="200"/>
+      </w:pPr>
+    </w:p>
+    <w:p>
+      <w:pPr>
+        <w:pStyle w:val="Heading1"/>
+      </w:pPr>
+      <w:r>
+        <w:rPr>
+          <w:color w:val="59595B"/>
+          <w:sz w:val="22"/>
+          <w:szCs w:val="22"/>
+        </w:rPr>
         <w:t>9. ACCEPTANCE</w:t>
       </w:r>
     </w:p>
@@ -13306,6 +13573,14 @@
       <w:r>
         <w:t xml:space="preserve"> for review. This process shall repeat until acceptance is achieved or the Parties agree on a resolution.</w:t>
       </w:r>
+    </w:p>
+    <w:p>
+      <w:pPr>
+        <w:pBdr>
+          <w:bottom w:val="single" w:sz="3" w:space="0" w:color="006DB6"/>
+        </w:pBdr>
+        <w:spacing w:before="200" w:after="200"/>
+      </w:pPr>
     </w:p>
     <w:p>
       <w:pPr>
@@ -13353,169 +13628,128 @@
           <w:sz w:val="22"/>
           <w:szCs w:val="22"/>
         </w:rPr>
+        <w:lastRenderedPageBreak/>
         <w:t>SIGNATURES</w:t>
       </w:r>
     </w:p>
-    <w:tbl>
-      <w:tblPr>
-        <w:tblStyle w:val="TableGrid"/>
-        <w:tblW w:w="0" w:type="auto"/>
-        <w:tblBorders>
-          <w:top w:val="none" w:sz="0" w:space="0" w:color="auto"/>
-          <w:left w:val="none" w:sz="0" w:space="0" w:color="auto"/>
-          <w:bottom w:val="none" w:sz="0" w:space="0" w:color="auto"/>
-          <w:right w:val="none" w:sz="0" w:space="0" w:color="auto"/>
-          <w:insideH w:val="none" w:sz="0" w:space="0" w:color="auto"/>
-          <w:insideV w:val="none" w:sz="0" w:space="0" w:color="auto"/>
-        </w:tblBorders>
-        <w:tblLook w:val="04A0" w:firstRow="1" w:lastRow="0" w:firstColumn="1" w:lastColumn="0" w:noHBand="0" w:noVBand="1"/>
-      </w:tblPr>
-      <w:tblGrid>
-        <w:gridCol w:w="5395"/>
-        <w:gridCol w:w="5395"/>
-      </w:tblGrid>
-      <w:tr>
-        <w:tc>
-          <w:tcPr>
-            <w:tcW w:w="5395" w:type="dxa"/>
-          </w:tcPr>
-          <w:p>
-            <w:r>
-              <w:rPr>
-                <w:b/>
-                <w:bCs/>
-                <w:color w:val="1A1A2E"/>
-              </w:rPr>
-              <w:t>TECHNIJIAN, INC.</w:t>
-            </w:r>
-          </w:p>
-          <w:p>
-            <w:pPr>
-              <w:spacing w:after="120"/>
-            </w:pPr>
-          </w:p>
-          <w:p>
-            <w:r>
-              <w:t>By: ___________________________________</w:t>
-            </w:r>
-          </w:p>
-          <w:p>
-            <w:pPr>
-              <w:spacing w:after="120"/>
-            </w:pPr>
-          </w:p>
-          <w:p>
-            <w:r>
-              <w:t>Name: _________________________________</w:t>
-            </w:r>
-          </w:p>
-          <w:p>
-            <w:pPr>
-              <w:spacing w:after="120"/>
-            </w:pPr>
-          </w:p>
-          <w:p>
-            <w:r>
-              <w:t>Title: _________________________________</w:t>
-            </w:r>
-          </w:p>
-          <w:p>
-            <w:pPr>
-              <w:spacing w:after="120"/>
-            </w:pPr>
-          </w:p>
-          <w:p>
-            <w:r>
-              <w:t>Date: _________________________________</w:t>
-            </w:r>
-          </w:p>
-          <w:p>
-            <w:pPr>
-              <w:spacing w:after="120"/>
-            </w:pPr>
-          </w:p>
-        </w:tc>
-        <w:tc>
-          <w:tcPr>
-            <w:tcW w:w="5395" w:type="dxa"/>
-          </w:tcPr>
-          <w:p>
-            <w:r>
-              <w:rPr>
-                <w:b/>
-                <w:bCs/>
-                <w:color w:val="1A1A2E"/>
-              </w:rPr>
-              <w:t>AMERICAN FUNDSTARS FINANCIAL GROUP LLC</w:t>
-            </w:r>
-          </w:p>
-          <w:p>
-            <w:pPr>
-              <w:spacing w:after="120"/>
-            </w:pPr>
-          </w:p>
-          <w:p>
-            <w:r>
-              <w:t>By: ___________________________________</w:t>
-            </w:r>
-          </w:p>
-          <w:p>
-            <w:pPr>
-              <w:spacing w:after="120"/>
-            </w:pPr>
-          </w:p>
-          <w:p>
-            <w:r>
-              <w:t>Name: _________________________________</w:t>
-            </w:r>
-          </w:p>
-          <w:p>
-            <w:pPr>
-              <w:spacing w:after="120"/>
-            </w:pPr>
-          </w:p>
-          <w:p>
-            <w:r>
-              <w:t>Title: _________________________________</w:t>
-            </w:r>
-          </w:p>
-          <w:p>
-            <w:pPr>
-              <w:spacing w:after="120"/>
-            </w:pPr>
-          </w:p>
-          <w:p>
-            <w:r>
-              <w:t>Date: _________________________________</w:t>
-            </w:r>
-          </w:p>
-          <w:p>
-            <w:pPr>
-              <w:spacing w:after="120"/>
-            </w:pPr>
-          </w:p>
-        </w:tc>
-      </w:tr>
-    </w:tbl>
     <w:p>
       <w:pPr>
         <w:spacing w:after="120"/>
       </w:pPr>
     </w:p>
     <w:p>
+      <w:r>
+        <w:rPr>
+          <w:b/>
+          <w:bCs/>
+          <w:color w:val="1A1A2E"/>
+        </w:rPr>
+        <w:t>TECHNIJIAN, INC.</w:t>
+      </w:r>
+    </w:p>
+    <w:p>
       <w:pPr>
         <w:spacing w:after="120"/>
       </w:pPr>
     </w:p>
     <w:p>
+      <w:r>
+        <w:t>By: ___________________________________</w:t>
+      </w:r>
+    </w:p>
+    <w:p>
       <w:pPr>
         <w:spacing w:after="120"/>
       </w:pPr>
     </w:p>
-    <w:p/>
+    <w:p>
+      <w:r>
+        <w:t>Name: _________________________________</w:t>
+      </w:r>
+    </w:p>
+    <w:p>
+      <w:pPr>
+        <w:spacing w:after="120"/>
+      </w:pPr>
+    </w:p>
+    <w:p>
+      <w:r>
+        <w:t>Title: _________________________________</w:t>
+      </w:r>
+    </w:p>
+    <w:p>
+      <w:pPr>
+        <w:spacing w:after="120"/>
+      </w:pPr>
+    </w:p>
+    <w:p>
+      <w:r>
+        <w:t>Date: _________________________________</w:t>
+      </w:r>
+    </w:p>
+    <w:p>
+      <w:pPr>
+        <w:spacing w:after="120"/>
+      </w:pPr>
+    </w:p>
+    <w:p>
+      <w:pPr>
+        <w:spacing w:after="120"/>
+      </w:pPr>
+    </w:p>
+    <w:p>
+      <w:r>
+        <w:rPr>
+          <w:b/>
+          <w:bCs/>
+          <w:color w:val="1A1A2E"/>
+        </w:rPr>
+        <w:t>AMERICAN FUNDSTARS FINANCIAL GROUP LLC</w:t>
+      </w:r>
+    </w:p>
+    <w:p>
+      <w:pPr>
+        <w:spacing w:after="120"/>
+      </w:pPr>
+    </w:p>
+    <w:p>
+      <w:r>
+        <w:t>By: ___________________________________</w:t>
+      </w:r>
+    </w:p>
+    <w:p>
+      <w:pPr>
+        <w:spacing w:after="120"/>
+      </w:pPr>
+    </w:p>
+    <w:p>
+      <w:r>
+        <w:t>Name: _________________________________</w:t>
+      </w:r>
+    </w:p>
+    <w:p>
+      <w:pPr>
+        <w:spacing w:after="120"/>
+      </w:pPr>
+    </w:p>
+    <w:p>
+      <w:r>
+        <w:t>Title: _________________________________</w:t>
+      </w:r>
+    </w:p>
+    <w:p>
+      <w:pPr>
+        <w:spacing w:after="120"/>
+      </w:pPr>
+    </w:p>
+    <w:p>
+      <w:r>
+        <w:t>Date: _________________________________</w:t>
+      </w:r>
+    </w:p>
     <w:sectPr>
       <w:pgSz w:w="12240" w:h="15840"/>
-      <w:pgMar w:top="720" w:right="720" w:bottom="720" w:left="720" w:header="708" w:footer="708" w:gutter="0"/>
+      <w:pgMar w:top="1440" w:right="1440" w:bottom="1440" w:left="1440" w:header="708" w:footer="708" w:gutter="0"/>
       <w:cols w:space="720"/>
       <w:docGrid w:linePitch="360"/>
     </w:sectPr>
@@ -13526,10 +13760,10 @@
 <file path=word/numbering.xml><?xml version="1.0" encoding="utf-8"?>
 <w:numbering xmlns:wpc="http://schemas.microsoft.com/office/word/2010/wordprocessingCanvas" xmlns:cx="http://schemas.microsoft.com/office/drawing/2014/chartex" xmlns:cx1="http://schemas.microsoft.com/office/drawing/2015/9/8/chartex" xmlns:cx2="http://schemas.microsoft.com/office/drawing/2015/10/21/chartex" xmlns:cx3="http://schemas.microsoft.com/office/drawing/2016/5/9/chartex" xmlns:cx4="http://schemas.microsoft.com/office/drawing/2016/5/10/chartex" xmlns:cx5="http://schemas.microsoft.com/office/drawing/2016/5/11/chartex" xmlns:cx6="http://schemas.microsoft.com/office/drawing/2016/5/12/chartex" xmlns:cx7="http://schemas.microsoft.com/office/drawing/2016/5/13/chartex" xmlns:cx8="http://schemas.microsoft.com/office/drawing/2016/5/14/chartex" xmlns:mc="http://schemas.openxmlformats.org/markup-compatibility/2006" xmlns:aink="http://schemas.microsoft.com/office/drawing/2016/ink" xmlns:am3d="http://schemas.microsoft.com/office/drawing/2017/model3d" xmlns:o="urn:schemas-microsoft-com:office:office" xmlns:oel="http://schemas.microsoft.com/office/2019/extlst" xmlns:r="http://schemas.openxmlformats.org/officeDocument/2006/relationships" xmlns:m="http://schemas.openxmlformats.org/officeDocument/2006/math" xmlns:v="urn:schemas-microsoft-com:vml" xmlns:wp14="http://schemas.microsoft.com/office/word/2010/wordprocessingDrawing" xmlns:wp="http://schemas.openxmlformats.org/drawingml/2006/wordprocessingDrawing" xmlns:w10="urn:schemas-microsoft-com:office:word" xmlns:w="http://schemas.openxmlformats.org/wordprocessingml/2006/main" xmlns:w14="http://schemas.microsoft.com/office/word/2010/wordml" xmlns:w15="http://schemas.microsoft.com/office/word/2012/wordml" xmlns:w16cex="http://schemas.microsoft.com/office/word/2018/wordml/cex" xmlns:w16cid="http://schemas.microsoft.com/office/word/2016/wordml/cid" xmlns:w16="http://schemas.microsoft.com/office/word/2018/wordml" xmlns:w16du="http://schemas.microsoft.com/office/word/2023/wordml/word16du" xmlns:w16sdtdh="http://schemas.microsoft.com/office/word/2020/wordml/sdtdatahash" xmlns:w16sdtfl="http://schemas.microsoft.com/office/word/2024/wordml/sdtformatlock" xmlns:w16se="http://schemas.microsoft.com/office/word/2015/wordml/symex" xmlns:wpg="http://schemas.microsoft.com/office/word/2010/wordprocessingGroup" xmlns:wpi="http://schemas.microsoft.com/office/word/2010/wordprocessingInk" xmlns:wne="http://schemas.microsoft.com/office/word/2006/wordml" xmlns:wps="http://schemas.microsoft.com/office/word/2010/wordprocessingShape" mc:Ignorable="w14 w15 w16se w16cid w16 w16cex w16sdtdh w16sdtfl w16du wp14">
   <w:abstractNum w:abstractNumId="0" w15:restartNumberingAfterBreak="0">
-    <w:nsid w:val="18E36184"/>
+    <w:nsid w:val="030B76C0"/>
     <w:multiLevelType w:val="hybridMultilevel"/>
-    <w:tmpl w:val="7B980A40"/>
-    <w:lvl w:ilvl="0" w:tplc="9286C278">
+    <w:tmpl w:val="F474AE9E"/>
+    <w:lvl w:ilvl="0" w:tplc="9168A67A">
       <w:start w:val="1"/>
       <w:numFmt w:val="bullet"/>
       <w:lvlText w:val="•"/>
@@ -13538,52 +13772,52 @@
         <w:ind w:left="720" w:hanging="360"/>
       </w:pPr>
     </w:lvl>
-    <w:lvl w:ilvl="1" w:tplc="25A0E5F0">
+    <w:lvl w:ilvl="1" w:tplc="06CE7DAE">
       <w:numFmt w:val="decimal"/>
       <w:lvlText w:val=""/>
       <w:lvlJc w:val="left"/>
     </w:lvl>
-    <w:lvl w:ilvl="2" w:tplc="B1629B66">
+    <w:lvl w:ilvl="2" w:tplc="1FE4CB5C">
       <w:numFmt w:val="decimal"/>
       <w:lvlText w:val=""/>
       <w:lvlJc w:val="left"/>
     </w:lvl>
-    <w:lvl w:ilvl="3" w:tplc="16C4B33A">
+    <w:lvl w:ilvl="3" w:tplc="17F0A54A">
       <w:numFmt w:val="decimal"/>
       <w:lvlText w:val=""/>
       <w:lvlJc w:val="left"/>
     </w:lvl>
-    <w:lvl w:ilvl="4" w:tplc="6A64E66A">
+    <w:lvl w:ilvl="4" w:tplc="8668B0A8">
       <w:numFmt w:val="decimal"/>
       <w:lvlText w:val=""/>
       <w:lvlJc w:val="left"/>
     </w:lvl>
-    <w:lvl w:ilvl="5" w:tplc="F6388A80">
+    <w:lvl w:ilvl="5" w:tplc="ABAA1EE2">
       <w:numFmt w:val="decimal"/>
       <w:lvlText w:val=""/>
       <w:lvlJc w:val="left"/>
     </w:lvl>
-    <w:lvl w:ilvl="6" w:tplc="D7F46BE0">
+    <w:lvl w:ilvl="6" w:tplc="13CE38B0">
       <w:numFmt w:val="decimal"/>
       <w:lvlText w:val=""/>
       <w:lvlJc w:val="left"/>
     </w:lvl>
-    <w:lvl w:ilvl="7" w:tplc="DD6AE270">
+    <w:lvl w:ilvl="7" w:tplc="0D76BFD4">
       <w:numFmt w:val="decimal"/>
       <w:lvlText w:val=""/>
       <w:lvlJc w:val="left"/>
     </w:lvl>
-    <w:lvl w:ilvl="8" w:tplc="66B4A2FA">
+    <w:lvl w:ilvl="8" w:tplc="A300CB0A">
       <w:numFmt w:val="decimal"/>
       <w:lvlText w:val=""/>
       <w:lvlJc w:val="left"/>
     </w:lvl>
   </w:abstractNum>
   <w:abstractNum w:abstractNumId="1" w15:restartNumberingAfterBreak="0">
-    <w:nsid w:val="21724D09"/>
+    <w:nsid w:val="04CB030E"/>
     <w:multiLevelType w:val="hybridMultilevel"/>
-    <w:tmpl w:val="15B659D0"/>
-    <w:lvl w:ilvl="0" w:tplc="E68AE2B4">
+    <w:tmpl w:val="CAA6B632"/>
+    <w:lvl w:ilvl="0" w:tplc="3DB0D34E">
       <w:start w:val="1"/>
       <w:numFmt w:val="bullet"/>
       <w:lvlText w:val="•"/>
@@ -13592,52 +13826,52 @@
         <w:ind w:left="720" w:hanging="360"/>
       </w:pPr>
     </w:lvl>
-    <w:lvl w:ilvl="1" w:tplc="C10C6BCC">
+    <w:lvl w:ilvl="1" w:tplc="F4B6AAE6">
       <w:numFmt w:val="decimal"/>
       <w:lvlText w:val=""/>
       <w:lvlJc w:val="left"/>
     </w:lvl>
-    <w:lvl w:ilvl="2" w:tplc="F31E7ECC">
+    <w:lvl w:ilvl="2" w:tplc="B776C7E8">
       <w:numFmt w:val="decimal"/>
       <w:lvlText w:val=""/>
       <w:lvlJc w:val="left"/>
     </w:lvl>
-    <w:lvl w:ilvl="3" w:tplc="DCD6A570">
+    <w:lvl w:ilvl="3" w:tplc="C4163C06">
       <w:numFmt w:val="decimal"/>
       <w:lvlText w:val=""/>
       <w:lvlJc w:val="left"/>
     </w:lvl>
-    <w:lvl w:ilvl="4" w:tplc="5A7812F6">
+    <w:lvl w:ilvl="4" w:tplc="411C654E">
       <w:numFmt w:val="decimal"/>
       <w:lvlText w:val=""/>
       <w:lvlJc w:val="left"/>
     </w:lvl>
-    <w:lvl w:ilvl="5" w:tplc="CA3AB91E">
+    <w:lvl w:ilvl="5" w:tplc="01C07872">
       <w:numFmt w:val="decimal"/>
       <w:lvlText w:val=""/>
       <w:lvlJc w:val="left"/>
     </w:lvl>
-    <w:lvl w:ilvl="6" w:tplc="3FB8E736">
+    <w:lvl w:ilvl="6" w:tplc="217E21CE">
       <w:numFmt w:val="decimal"/>
       <w:lvlText w:val=""/>
       <w:lvlJc w:val="left"/>
     </w:lvl>
-    <w:lvl w:ilvl="7" w:tplc="B7FCBF66">
+    <w:lvl w:ilvl="7" w:tplc="622CA45A">
       <w:numFmt w:val="decimal"/>
       <w:lvlText w:val=""/>
       <w:lvlJc w:val="left"/>
     </w:lvl>
-    <w:lvl w:ilvl="8" w:tplc="3F96B52E">
+    <w:lvl w:ilvl="8" w:tplc="B2FAAB6A">
       <w:numFmt w:val="decimal"/>
       <w:lvlText w:val=""/>
       <w:lvlJc w:val="left"/>
     </w:lvl>
   </w:abstractNum>
   <w:abstractNum w:abstractNumId="2" w15:restartNumberingAfterBreak="0">
-    <w:nsid w:val="268D1AEA"/>
+    <w:nsid w:val="07324BB6"/>
     <w:multiLevelType w:val="hybridMultilevel"/>
-    <w:tmpl w:val="8E26CCB8"/>
-    <w:lvl w:ilvl="0" w:tplc="59186992">
+    <w:tmpl w:val="A704B530"/>
+    <w:lvl w:ilvl="0" w:tplc="81B693AC">
       <w:start w:val="1"/>
       <w:numFmt w:val="bullet"/>
       <w:lvlText w:val="•"/>
@@ -13646,52 +13880,52 @@
         <w:ind w:left="720" w:hanging="360"/>
       </w:pPr>
     </w:lvl>
-    <w:lvl w:ilvl="1" w:tplc="8C6A243C">
+    <w:lvl w:ilvl="1" w:tplc="BCC0A4AE">
       <w:numFmt w:val="decimal"/>
       <w:lvlText w:val=""/>
       <w:lvlJc w:val="left"/>
     </w:lvl>
-    <w:lvl w:ilvl="2" w:tplc="9990C79C">
+    <w:lvl w:ilvl="2" w:tplc="1FAC937C">
       <w:numFmt w:val="decimal"/>
       <w:lvlText w:val=""/>
       <w:lvlJc w:val="left"/>
     </w:lvl>
-    <w:lvl w:ilvl="3" w:tplc="46A470C6">
+    <w:lvl w:ilvl="3" w:tplc="7E924AD6">
       <w:numFmt w:val="decimal"/>
       <w:lvlText w:val=""/>
       <w:lvlJc w:val="left"/>
     </w:lvl>
-    <w:lvl w:ilvl="4" w:tplc="C232B11A">
+    <w:lvl w:ilvl="4" w:tplc="7D00DBDA">
       <w:numFmt w:val="decimal"/>
       <w:lvlText w:val=""/>
       <w:lvlJc w:val="left"/>
     </w:lvl>
-    <w:lvl w:ilvl="5" w:tplc="CB007406">
+    <w:lvl w:ilvl="5" w:tplc="C6C2761E">
       <w:numFmt w:val="decimal"/>
       <w:lvlText w:val=""/>
       <w:lvlJc w:val="left"/>
     </w:lvl>
-    <w:lvl w:ilvl="6" w:tplc="8488C976">
+    <w:lvl w:ilvl="6" w:tplc="CA268B4A">
       <w:numFmt w:val="decimal"/>
       <w:lvlText w:val=""/>
       <w:lvlJc w:val="left"/>
     </w:lvl>
-    <w:lvl w:ilvl="7" w:tplc="2744E580">
+    <w:lvl w:ilvl="7" w:tplc="16180D54">
       <w:numFmt w:val="decimal"/>
       <w:lvlText w:val=""/>
       <w:lvlJc w:val="left"/>
     </w:lvl>
-    <w:lvl w:ilvl="8" w:tplc="F154DCEA">
+    <w:lvl w:ilvl="8" w:tplc="BEC64A82">
       <w:numFmt w:val="decimal"/>
       <w:lvlText w:val=""/>
       <w:lvlJc w:val="left"/>
     </w:lvl>
   </w:abstractNum>
   <w:abstractNum w:abstractNumId="3" w15:restartNumberingAfterBreak="0">
-    <w:nsid w:val="2ED31F60"/>
+    <w:nsid w:val="0C763AF2"/>
     <w:multiLevelType w:val="hybridMultilevel"/>
-    <w:tmpl w:val="C6622248"/>
-    <w:lvl w:ilvl="0" w:tplc="A9FA85A6">
+    <w:tmpl w:val="2F44B0AE"/>
+    <w:lvl w:ilvl="0" w:tplc="72E88EA8">
       <w:start w:val="1"/>
       <w:numFmt w:val="bullet"/>
       <w:lvlText w:val="•"/>
@@ -13700,106 +13934,106 @@
         <w:ind w:left="720" w:hanging="360"/>
       </w:pPr>
     </w:lvl>
-    <w:lvl w:ilvl="1" w:tplc="CD4C9172">
+    <w:lvl w:ilvl="1" w:tplc="6290C4B8">
       <w:numFmt w:val="decimal"/>
       <w:lvlText w:val=""/>
       <w:lvlJc w:val="left"/>
     </w:lvl>
-    <w:lvl w:ilvl="2" w:tplc="68342938">
+    <w:lvl w:ilvl="2" w:tplc="7ABA92F0">
       <w:numFmt w:val="decimal"/>
       <w:lvlText w:val=""/>
       <w:lvlJc w:val="left"/>
     </w:lvl>
-    <w:lvl w:ilvl="3" w:tplc="A55AD7A2">
+    <w:lvl w:ilvl="3" w:tplc="9FFE81D8">
       <w:numFmt w:val="decimal"/>
       <w:lvlText w:val=""/>
       <w:lvlJc w:val="left"/>
     </w:lvl>
-    <w:lvl w:ilvl="4" w:tplc="0E484DA6">
+    <w:lvl w:ilvl="4" w:tplc="C6FEA506">
       <w:numFmt w:val="decimal"/>
       <w:lvlText w:val=""/>
       <w:lvlJc w:val="left"/>
     </w:lvl>
-    <w:lvl w:ilvl="5" w:tplc="4E101056">
+    <w:lvl w:ilvl="5" w:tplc="4A586D7C">
       <w:numFmt w:val="decimal"/>
       <w:lvlText w:val=""/>
       <w:lvlJc w:val="left"/>
     </w:lvl>
-    <w:lvl w:ilvl="6" w:tplc="1526CA3C">
+    <w:lvl w:ilvl="6" w:tplc="A88EF1A6">
       <w:numFmt w:val="decimal"/>
       <w:lvlText w:val=""/>
       <w:lvlJc w:val="left"/>
     </w:lvl>
-    <w:lvl w:ilvl="7" w:tplc="FE6AD0D2">
+    <w:lvl w:ilvl="7" w:tplc="1FA07FD2">
       <w:numFmt w:val="decimal"/>
       <w:lvlText w:val=""/>
       <w:lvlJc w:val="left"/>
     </w:lvl>
-    <w:lvl w:ilvl="8" w:tplc="A25E62BE">
+    <w:lvl w:ilvl="8" w:tplc="1E6EEA8C">
       <w:numFmt w:val="decimal"/>
       <w:lvlText w:val=""/>
       <w:lvlJc w:val="left"/>
     </w:lvl>
   </w:abstractNum>
   <w:abstractNum w:abstractNumId="4" w15:restartNumberingAfterBreak="0">
-    <w:nsid w:val="34543530"/>
+    <w:nsid w:val="1E804BDC"/>
     <w:multiLevelType w:val="hybridMultilevel"/>
-    <w:tmpl w:val="554A5D78"/>
-    <w:lvl w:ilvl="0" w:tplc="28000A5E">
+    <w:tmpl w:val="0AB4F8DA"/>
+    <w:lvl w:ilvl="0" w:tplc="86249FDE">
       <w:start w:val="1"/>
-      <w:numFmt w:val="bullet"/>
-      <w:lvlText w:val="•"/>
+      <w:numFmt w:val="lowerLetter"/>
+      <w:lvlText w:val="(%1)"/>
       <w:lvlJc w:val="left"/>
       <w:pPr>
         <w:ind w:left="720" w:hanging="360"/>
       </w:pPr>
     </w:lvl>
-    <w:lvl w:ilvl="1" w:tplc="12B86FCC">
+    <w:lvl w:ilvl="1" w:tplc="A1081E6C">
       <w:numFmt w:val="decimal"/>
       <w:lvlText w:val=""/>
       <w:lvlJc w:val="left"/>
     </w:lvl>
-    <w:lvl w:ilvl="2" w:tplc="860CDF28">
+    <w:lvl w:ilvl="2" w:tplc="999A3A56">
       <w:numFmt w:val="decimal"/>
       <w:lvlText w:val=""/>
       <w:lvlJc w:val="left"/>
     </w:lvl>
-    <w:lvl w:ilvl="3" w:tplc="BA26F8B2">
+    <w:lvl w:ilvl="3" w:tplc="7164A1C2">
       <w:numFmt w:val="decimal"/>
       <w:lvlText w:val=""/>
       <w:lvlJc w:val="left"/>
     </w:lvl>
-    <w:lvl w:ilvl="4" w:tplc="539845D0">
+    <w:lvl w:ilvl="4" w:tplc="259E6D74">
       <w:numFmt w:val="decimal"/>
       <w:lvlText w:val=""/>
       <w:lvlJc w:val="left"/>
     </w:lvl>
-    <w:lvl w:ilvl="5" w:tplc="B91AAB8E">
+    <w:lvl w:ilvl="5" w:tplc="925E8432">
       <w:numFmt w:val="decimal"/>
       <w:lvlText w:val=""/>
       <w:lvlJc w:val="left"/>
     </w:lvl>
-    <w:lvl w:ilvl="6" w:tplc="F25A2822">
+    <w:lvl w:ilvl="6" w:tplc="D8A02A5E">
       <w:numFmt w:val="decimal"/>
       <w:lvlText w:val=""/>
       <w:lvlJc w:val="left"/>
     </w:lvl>
-    <w:lvl w:ilvl="7" w:tplc="14F45DA4">
+    <w:lvl w:ilvl="7" w:tplc="E668CCF4">
       <w:numFmt w:val="decimal"/>
       <w:lvlText w:val=""/>
       <w:lvlJc w:val="left"/>
     </w:lvl>
-    <w:lvl w:ilvl="8" w:tplc="F54A996A">
+    <w:lvl w:ilvl="8" w:tplc="27426C5C">
       <w:numFmt w:val="decimal"/>
       <w:lvlText w:val=""/>
       <w:lvlJc w:val="left"/>
     </w:lvl>
   </w:abstractNum>
   <w:abstractNum w:abstractNumId="5" w15:restartNumberingAfterBreak="0">
-    <w:nsid w:val="44111560"/>
+    <w:nsid w:val="22A95764"/>
     <w:multiLevelType w:val="hybridMultilevel"/>
-    <w:tmpl w:val="628AADE4"/>
-    <w:lvl w:ilvl="0" w:tplc="7E563F6E">
+    <w:tmpl w:val="CEB20AFA"/>
+    <w:lvl w:ilvl="0" w:tplc="6CFEAB9E">
       <w:start w:val="1"/>
       <w:numFmt w:val="bullet"/>
       <w:lvlText w:val="•"/>
@@ -13808,52 +14042,138 @@
         <w:ind w:left="720" w:hanging="360"/>
       </w:pPr>
     </w:lvl>
-    <w:lvl w:ilvl="1" w:tplc="E2A44B56">
+    <w:lvl w:ilvl="1" w:tplc="5EDEEDE6">
       <w:numFmt w:val="decimal"/>
       <w:lvlText w:val=""/>
       <w:lvlJc w:val="left"/>
     </w:lvl>
-    <w:lvl w:ilvl="2" w:tplc="B9F6A18E">
+    <w:lvl w:ilvl="2" w:tplc="17F43B14">
       <w:numFmt w:val="decimal"/>
       <w:lvlText w:val=""/>
       <w:lvlJc w:val="left"/>
     </w:lvl>
-    <w:lvl w:ilvl="3" w:tplc="4B08DA50">
+    <w:lvl w:ilvl="3" w:tplc="DAE06B4E">
       <w:numFmt w:val="decimal"/>
       <w:lvlText w:val=""/>
       <w:lvlJc w:val="left"/>
     </w:lvl>
-    <w:lvl w:ilvl="4" w:tplc="F2B84260">
+    <w:lvl w:ilvl="4" w:tplc="0B16AADE">
       <w:numFmt w:val="decimal"/>
       <w:lvlText w:val=""/>
       <w:lvlJc w:val="left"/>
     </w:lvl>
-    <w:lvl w:ilvl="5" w:tplc="AC18AAB6">
+    <w:lvl w:ilvl="5" w:tplc="96E0970E">
       <w:numFmt w:val="decimal"/>
       <w:lvlText w:val=""/>
       <w:lvlJc w:val="left"/>
     </w:lvl>
-    <w:lvl w:ilvl="6" w:tplc="BB52ACCE">
+    <w:lvl w:ilvl="6" w:tplc="85EAD7E0">
       <w:numFmt w:val="decimal"/>
       <w:lvlText w:val=""/>
       <w:lvlJc w:val="left"/>
     </w:lvl>
-    <w:lvl w:ilvl="7" w:tplc="D2AEF2E6">
+    <w:lvl w:ilvl="7" w:tplc="56E068DE">
       <w:numFmt w:val="decimal"/>
       <w:lvlText w:val=""/>
       <w:lvlJc w:val="left"/>
     </w:lvl>
-    <w:lvl w:ilvl="8" w:tplc="E17290B2">
+    <w:lvl w:ilvl="8" w:tplc="7E0E484E">
       <w:numFmt w:val="decimal"/>
       <w:lvlText w:val=""/>
       <w:lvlJc w:val="left"/>
     </w:lvl>
   </w:abstractNum>
   <w:abstractNum w:abstractNumId="6" w15:restartNumberingAfterBreak="0">
-    <w:nsid w:val="45656F9C"/>
+    <w:nsid w:val="2C32424B"/>
     <w:multiLevelType w:val="hybridMultilevel"/>
-    <w:tmpl w:val="044E6CCA"/>
-    <w:lvl w:ilvl="0" w:tplc="FA508B24">
+    <w:tmpl w:val="0026F4E0"/>
+    <w:lvl w:ilvl="0" w:tplc="ED903C58">
+      <w:start w:val="1"/>
+      <w:numFmt w:val="bullet"/>
+      <w:lvlText w:val="●"/>
+      <w:lvlJc w:val="left"/>
+      <w:pPr>
+        <w:ind w:left="720" w:hanging="360"/>
+      </w:pPr>
+    </w:lvl>
+    <w:lvl w:ilvl="1" w:tplc="74A66942">
+      <w:start w:val="1"/>
+      <w:numFmt w:val="bullet"/>
+      <w:lvlText w:val="○"/>
+      <w:lvlJc w:val="left"/>
+      <w:pPr>
+        <w:ind w:left="1440" w:hanging="360"/>
+      </w:pPr>
+    </w:lvl>
+    <w:lvl w:ilvl="2" w:tplc="6F28F024">
+      <w:start w:val="1"/>
+      <w:numFmt w:val="bullet"/>
+      <w:lvlText w:val="■"/>
+      <w:lvlJc w:val="left"/>
+      <w:pPr>
+        <w:ind w:left="2160" w:hanging="360"/>
+      </w:pPr>
+    </w:lvl>
+    <w:lvl w:ilvl="3" w:tplc="2A0EA19E">
+      <w:start w:val="1"/>
+      <w:numFmt w:val="bullet"/>
+      <w:lvlText w:val="●"/>
+      <w:lvlJc w:val="left"/>
+      <w:pPr>
+        <w:ind w:left="2880" w:hanging="360"/>
+      </w:pPr>
+    </w:lvl>
+    <w:lvl w:ilvl="4" w:tplc="C0E0081A">
+      <w:start w:val="1"/>
+      <w:numFmt w:val="bullet"/>
+      <w:lvlText w:val="○"/>
+      <w:lvlJc w:val="left"/>
+      <w:pPr>
+        <w:ind w:left="3600" w:hanging="360"/>
+      </w:pPr>
+    </w:lvl>
+    <w:lvl w:ilvl="5" w:tplc="274E4CA0">
+      <w:start w:val="1"/>
+      <w:numFmt w:val="bullet"/>
+      <w:lvlText w:val="■"/>
+      <w:lvlJc w:val="left"/>
+      <w:pPr>
+        <w:ind w:left="4320" w:hanging="360"/>
+      </w:pPr>
+    </w:lvl>
+    <w:lvl w:ilvl="6" w:tplc="07BE6AB8">
+      <w:start w:val="1"/>
+      <w:numFmt w:val="bullet"/>
+      <w:lvlText w:val="●"/>
+      <w:lvlJc w:val="left"/>
+      <w:pPr>
+        <w:ind w:left="5040" w:hanging="360"/>
+      </w:pPr>
+    </w:lvl>
+    <w:lvl w:ilvl="7" w:tplc="989AEF5C">
+      <w:start w:val="1"/>
+      <w:numFmt w:val="bullet"/>
+      <w:lvlText w:val="●"/>
+      <w:lvlJc w:val="left"/>
+      <w:pPr>
+        <w:ind w:left="5760" w:hanging="360"/>
+      </w:pPr>
+    </w:lvl>
+    <w:lvl w:ilvl="8" w:tplc="4FFA92E0">
+      <w:start w:val="1"/>
+      <w:numFmt w:val="bullet"/>
+      <w:lvlText w:val="●"/>
+      <w:lvlJc w:val="left"/>
+      <w:pPr>
+        <w:ind w:left="6480" w:hanging="360"/>
+      </w:pPr>
+    </w:lvl>
+  </w:abstractNum>
+  <w:abstractNum w:abstractNumId="7" w15:restartNumberingAfterBreak="0">
+    <w:nsid w:val="31072050"/>
+    <w:multiLevelType w:val="hybridMultilevel"/>
+    <w:tmpl w:val="C6C2892C"/>
+    <w:lvl w:ilvl="0" w:tplc="E03CEC7C">
       <w:start w:val="1"/>
       <w:numFmt w:val="bullet"/>
       <w:lvlText w:val="•"/>
@@ -13862,138 +14182,52 @@
         <w:ind w:left="720" w:hanging="360"/>
       </w:pPr>
     </w:lvl>
-    <w:lvl w:ilvl="1" w:tplc="7264E238">
+    <w:lvl w:ilvl="1" w:tplc="FD62265A">
       <w:numFmt w:val="decimal"/>
       <w:lvlText w:val=""/>
       <w:lvlJc w:val="left"/>
     </w:lvl>
-    <w:lvl w:ilvl="2" w:tplc="1A7660B2">
+    <w:lvl w:ilvl="2" w:tplc="8E7A4384">
       <w:numFmt w:val="decimal"/>
       <w:lvlText w:val=""/>
       <w:lvlJc w:val="left"/>
     </w:lvl>
-    <w:lvl w:ilvl="3" w:tplc="F0989DEA">
+    <w:lvl w:ilvl="3" w:tplc="A8565FD6">
       <w:numFmt w:val="decimal"/>
       <w:lvlText w:val=""/>
       <w:lvlJc w:val="left"/>
     </w:lvl>
-    <w:lvl w:ilvl="4" w:tplc="8AE8559C">
+    <w:lvl w:ilvl="4" w:tplc="F8A205D2">
       <w:numFmt w:val="decimal"/>
       <w:lvlText w:val=""/>
       <w:lvlJc w:val="left"/>
     </w:lvl>
-    <w:lvl w:ilvl="5" w:tplc="9CF4E4B6">
+    <w:lvl w:ilvl="5" w:tplc="93BC424A">
       <w:numFmt w:val="decimal"/>
       <w:lvlText w:val=""/>
       <w:lvlJc w:val="left"/>
     </w:lvl>
-    <w:lvl w:ilvl="6" w:tplc="D954F4C2">
+    <w:lvl w:ilvl="6" w:tplc="65CA593A">
       <w:numFmt w:val="decimal"/>
       <w:lvlText w:val=""/>
       <w:lvlJc w:val="left"/>
     </w:lvl>
-    <w:lvl w:ilvl="7" w:tplc="3B36FA3E">
+    <w:lvl w:ilvl="7" w:tplc="59766E0A">
       <w:numFmt w:val="decimal"/>
       <w:lvlText w:val=""/>
       <w:lvlJc w:val="left"/>
     </w:lvl>
-    <w:lvl w:ilvl="8" w:tplc="CC4E81F8">
+    <w:lvl w:ilvl="8" w:tplc="E9DEA2A6">
       <w:numFmt w:val="decimal"/>
       <w:lvlText w:val=""/>
       <w:lvlJc w:val="left"/>
     </w:lvl>
   </w:abstractNum>
-  <w:abstractNum w:abstractNumId="7" w15:restartNumberingAfterBreak="0">
-    <w:nsid w:val="529D22A9"/>
+  <w:abstractNum w:abstractNumId="8" w15:restartNumberingAfterBreak="0">
+    <w:nsid w:val="56B05C4E"/>
     <w:multiLevelType w:val="hybridMultilevel"/>
-    <w:tmpl w:val="B2A84616"/>
-    <w:lvl w:ilvl="0" w:tplc="0B0AEE54">
-      <w:start w:val="1"/>
-      <w:numFmt w:val="bullet"/>
-      <w:lvlText w:val="●"/>
-      <w:lvlJc w:val="left"/>
-      <w:pPr>
-        <w:ind w:left="720" w:hanging="360"/>
-      </w:pPr>
-    </w:lvl>
-    <w:lvl w:ilvl="1" w:tplc="A14ED24E">
-      <w:start w:val="1"/>
-      <w:numFmt w:val="bullet"/>
-      <w:lvlText w:val="○"/>
-      <w:lvlJc w:val="left"/>
-      <w:pPr>
-        <w:ind w:left="1440" w:hanging="360"/>
-      </w:pPr>
-    </w:lvl>
-    <w:lvl w:ilvl="2" w:tplc="B16647D6">
-      <w:start w:val="1"/>
-      <w:numFmt w:val="bullet"/>
-      <w:lvlText w:val="■"/>
-      <w:lvlJc w:val="left"/>
-      <w:pPr>
-        <w:ind w:left="2160" w:hanging="360"/>
-      </w:pPr>
-    </w:lvl>
-    <w:lvl w:ilvl="3" w:tplc="5BCAD66E">
-      <w:start w:val="1"/>
-      <w:numFmt w:val="bullet"/>
-      <w:lvlText w:val="●"/>
-      <w:lvlJc w:val="left"/>
-      <w:pPr>
-        <w:ind w:left="2880" w:hanging="360"/>
-      </w:pPr>
-    </w:lvl>
-    <w:lvl w:ilvl="4" w:tplc="C922B02C">
-      <w:start w:val="1"/>
-      <w:numFmt w:val="bullet"/>
-      <w:lvlText w:val="○"/>
-      <w:lvlJc w:val="left"/>
-      <w:pPr>
-        <w:ind w:left="3600" w:hanging="360"/>
-      </w:pPr>
-    </w:lvl>
-    <w:lvl w:ilvl="5" w:tplc="10F2547C">
-      <w:start w:val="1"/>
-      <w:numFmt w:val="bullet"/>
-      <w:lvlText w:val="■"/>
-      <w:lvlJc w:val="left"/>
-      <w:pPr>
-        <w:ind w:left="4320" w:hanging="360"/>
-      </w:pPr>
-    </w:lvl>
-    <w:lvl w:ilvl="6" w:tplc="7CDED382">
-      <w:start w:val="1"/>
-      <w:numFmt w:val="bullet"/>
-      <w:lvlText w:val="●"/>
-      <w:lvlJc w:val="left"/>
-      <w:pPr>
-        <w:ind w:left="5040" w:hanging="360"/>
-      </w:pPr>
-    </w:lvl>
-    <w:lvl w:ilvl="7" w:tplc="B72E0EA6">
-      <w:start w:val="1"/>
-      <w:numFmt w:val="bullet"/>
-      <w:lvlText w:val="●"/>
-      <w:lvlJc w:val="left"/>
-      <w:pPr>
-        <w:ind w:left="5760" w:hanging="360"/>
-      </w:pPr>
-    </w:lvl>
-    <w:lvl w:ilvl="8" w:tplc="3C8C4BFE">
-      <w:start w:val="1"/>
-      <w:numFmt w:val="bullet"/>
-      <w:lvlText w:val="●"/>
-      <w:lvlJc w:val="left"/>
-      <w:pPr>
-        <w:ind w:left="6480" w:hanging="360"/>
-      </w:pPr>
-    </w:lvl>
-  </w:abstractNum>
-  <w:abstractNum w:abstractNumId="8" w15:restartNumberingAfterBreak="0">
-    <w:nsid w:val="593A3E9A"/>
-    <w:multiLevelType w:val="hybridMultilevel"/>
-    <w:tmpl w:val="D5CC7416"/>
-    <w:lvl w:ilvl="0" w:tplc="EC983CC2">
+    <w:tmpl w:val="DDF22D84"/>
+    <w:lvl w:ilvl="0" w:tplc="9E4C4BD6">
       <w:start w:val="1"/>
       <w:numFmt w:val="bullet"/>
       <w:lvlText w:val="•"/>
@@ -14002,52 +14236,52 @@
         <w:ind w:left="720" w:hanging="360"/>
       </w:pPr>
     </w:lvl>
-    <w:lvl w:ilvl="1" w:tplc="4FFAC058">
+    <w:lvl w:ilvl="1" w:tplc="C4241CB4">
       <w:numFmt w:val="decimal"/>
       <w:lvlText w:val=""/>
       <w:lvlJc w:val="left"/>
     </w:lvl>
-    <w:lvl w:ilvl="2" w:tplc="A8960A80">
+    <w:lvl w:ilvl="2" w:tplc="91EED756">
       <w:numFmt w:val="decimal"/>
       <w:lvlText w:val=""/>
       <w:lvlJc w:val="left"/>
     </w:lvl>
-    <w:lvl w:ilvl="3" w:tplc="09DEEC32">
+    <w:lvl w:ilvl="3" w:tplc="7E98FC5E">
       <w:numFmt w:val="decimal"/>
       <w:lvlText w:val=""/>
       <w:lvlJc w:val="left"/>
     </w:lvl>
-    <w:lvl w:ilvl="4" w:tplc="EE9A431C">
+    <w:lvl w:ilvl="4" w:tplc="6F661E7A">
       <w:numFmt w:val="decimal"/>
       <w:lvlText w:val=""/>
       <w:lvlJc w:val="left"/>
     </w:lvl>
-    <w:lvl w:ilvl="5" w:tplc="0010CA92">
+    <w:lvl w:ilvl="5" w:tplc="995E14EC">
       <w:numFmt w:val="decimal"/>
       <w:lvlText w:val=""/>
       <w:lvlJc w:val="left"/>
     </w:lvl>
-    <w:lvl w:ilvl="6" w:tplc="D0246F34">
+    <w:lvl w:ilvl="6" w:tplc="FE96571C">
       <w:numFmt w:val="decimal"/>
       <w:lvlText w:val=""/>
       <w:lvlJc w:val="left"/>
     </w:lvl>
-    <w:lvl w:ilvl="7" w:tplc="76ACFE5E">
+    <w:lvl w:ilvl="7" w:tplc="206A0634">
       <w:numFmt w:val="decimal"/>
       <w:lvlText w:val=""/>
       <w:lvlJc w:val="left"/>
     </w:lvl>
-    <w:lvl w:ilvl="8" w:tplc="E7C293E8">
+    <w:lvl w:ilvl="8" w:tplc="4E0C7B44">
       <w:numFmt w:val="decimal"/>
       <w:lvlText w:val=""/>
       <w:lvlJc w:val="left"/>
     </w:lvl>
   </w:abstractNum>
   <w:abstractNum w:abstractNumId="9" w15:restartNumberingAfterBreak="0">
-    <w:nsid w:val="61FF49BC"/>
+    <w:nsid w:val="6EE755F7"/>
     <w:multiLevelType w:val="hybridMultilevel"/>
-    <w:tmpl w:val="F58A589E"/>
-    <w:lvl w:ilvl="0" w:tplc="04D8221C">
+    <w:tmpl w:val="4D4A7FC6"/>
+    <w:lvl w:ilvl="0" w:tplc="6F50B8C4">
       <w:start w:val="1"/>
       <w:numFmt w:val="bullet"/>
       <w:lvlText w:val="•"/>
@@ -14056,52 +14290,52 @@
         <w:ind w:left="720" w:hanging="360"/>
       </w:pPr>
     </w:lvl>
-    <w:lvl w:ilvl="1" w:tplc="14729800">
+    <w:lvl w:ilvl="1" w:tplc="A976B284">
       <w:numFmt w:val="decimal"/>
       <w:lvlText w:val=""/>
       <w:lvlJc w:val="left"/>
     </w:lvl>
-    <w:lvl w:ilvl="2" w:tplc="CD76AD80">
+    <w:lvl w:ilvl="2" w:tplc="2292A7CA">
       <w:numFmt w:val="decimal"/>
       <w:lvlText w:val=""/>
       <w:lvlJc w:val="left"/>
     </w:lvl>
-    <w:lvl w:ilvl="3" w:tplc="8678336A">
+    <w:lvl w:ilvl="3" w:tplc="9F4CCAA0">
       <w:numFmt w:val="decimal"/>
       <w:lvlText w:val=""/>
       <w:lvlJc w:val="left"/>
     </w:lvl>
-    <w:lvl w:ilvl="4" w:tplc="D8DAAA8E">
+    <w:lvl w:ilvl="4" w:tplc="F9AE4EBA">
       <w:numFmt w:val="decimal"/>
       <w:lvlText w:val=""/>
       <w:lvlJc w:val="left"/>
     </w:lvl>
-    <w:lvl w:ilvl="5" w:tplc="B5FE5DA4">
+    <w:lvl w:ilvl="5" w:tplc="90D00844">
       <w:numFmt w:val="decimal"/>
       <w:lvlText w:val=""/>
       <w:lvlJc w:val="left"/>
     </w:lvl>
-    <w:lvl w:ilvl="6" w:tplc="C67889C0">
+    <w:lvl w:ilvl="6" w:tplc="8ADED4A4">
       <w:numFmt w:val="decimal"/>
       <w:lvlText w:val=""/>
       <w:lvlJc w:val="left"/>
     </w:lvl>
-    <w:lvl w:ilvl="7" w:tplc="158E40E6">
+    <w:lvl w:ilvl="7" w:tplc="262CD3D4">
       <w:numFmt w:val="decimal"/>
       <w:lvlText w:val=""/>
       <w:lvlJc w:val="left"/>
     </w:lvl>
-    <w:lvl w:ilvl="8" w:tplc="2F042660">
+    <w:lvl w:ilvl="8" w:tplc="EF96F814">
       <w:numFmt w:val="decimal"/>
       <w:lvlText w:val=""/>
       <w:lvlJc w:val="left"/>
     </w:lvl>
   </w:abstractNum>
   <w:abstractNum w:abstractNumId="10" w15:restartNumberingAfterBreak="0">
-    <w:nsid w:val="79464380"/>
+    <w:nsid w:val="79B55BBB"/>
     <w:multiLevelType w:val="hybridMultilevel"/>
-    <w:tmpl w:val="74BCC2D2"/>
-    <w:lvl w:ilvl="0" w:tplc="80A6022A">
+    <w:tmpl w:val="C742AFA8"/>
+    <w:lvl w:ilvl="0" w:tplc="6D1EAAD0">
       <w:start w:val="1"/>
       <w:numFmt w:val="bullet"/>
       <w:lvlText w:val="•"/>
@@ -14110,163 +14344,163 @@
         <w:ind w:left="720" w:hanging="360"/>
       </w:pPr>
     </w:lvl>
-    <w:lvl w:ilvl="1" w:tplc="57B8995E">
+    <w:lvl w:ilvl="1" w:tplc="8C7A983A">
       <w:numFmt w:val="decimal"/>
       <w:lvlText w:val=""/>
       <w:lvlJc w:val="left"/>
     </w:lvl>
-    <w:lvl w:ilvl="2" w:tplc="5802B4C4">
+    <w:lvl w:ilvl="2" w:tplc="5A306AF4">
       <w:numFmt w:val="decimal"/>
       <w:lvlText w:val=""/>
       <w:lvlJc w:val="left"/>
     </w:lvl>
-    <w:lvl w:ilvl="3" w:tplc="4758910A">
+    <w:lvl w:ilvl="3" w:tplc="8AEC2162">
       <w:numFmt w:val="decimal"/>
       <w:lvlText w:val=""/>
       <w:lvlJc w:val="left"/>
     </w:lvl>
-    <w:lvl w:ilvl="4" w:tplc="AE6E2DC2">
+    <w:lvl w:ilvl="4" w:tplc="F8BAAF62">
       <w:numFmt w:val="decimal"/>
       <w:lvlText w:val=""/>
       <w:lvlJc w:val="left"/>
     </w:lvl>
-    <w:lvl w:ilvl="5" w:tplc="F7FAFCBE">
+    <w:lvl w:ilvl="5" w:tplc="BAFE1578">
       <w:numFmt w:val="decimal"/>
       <w:lvlText w:val=""/>
       <w:lvlJc w:val="left"/>
     </w:lvl>
-    <w:lvl w:ilvl="6" w:tplc="ACE09F20">
+    <w:lvl w:ilvl="6" w:tplc="05F6FB92">
       <w:numFmt w:val="decimal"/>
       <w:lvlText w:val=""/>
       <w:lvlJc w:val="left"/>
     </w:lvl>
-    <w:lvl w:ilvl="7" w:tplc="3C6079B4">
+    <w:lvl w:ilvl="7" w:tplc="AE9C35D8">
       <w:numFmt w:val="decimal"/>
       <w:lvlText w:val=""/>
       <w:lvlJc w:val="left"/>
     </w:lvl>
-    <w:lvl w:ilvl="8" w:tplc="7CF683BE">
+    <w:lvl w:ilvl="8" w:tplc="EEDC0E1C">
       <w:numFmt w:val="decimal"/>
       <w:lvlText w:val=""/>
       <w:lvlJc w:val="left"/>
     </w:lvl>
   </w:abstractNum>
   <w:abstractNum w:abstractNumId="11" w15:restartNumberingAfterBreak="0">
-    <w:nsid w:val="7AE87358"/>
+    <w:nsid w:val="7B4966F6"/>
     <w:multiLevelType w:val="hybridMultilevel"/>
-    <w:tmpl w:val="939C2E64"/>
-    <w:lvl w:ilvl="0" w:tplc="14F41D56">
+    <w:tmpl w:val="804A0124"/>
+    <w:lvl w:ilvl="0" w:tplc="2C68E04A">
       <w:start w:val="1"/>
-      <w:numFmt w:val="lowerLetter"/>
-      <w:lvlText w:val="(%1)"/>
+      <w:numFmt w:val="bullet"/>
+      <w:lvlText w:val="•"/>
       <w:lvlJc w:val="left"/>
       <w:pPr>
         <w:ind w:left="720" w:hanging="360"/>
       </w:pPr>
     </w:lvl>
-    <w:lvl w:ilvl="1" w:tplc="E5407092">
+    <w:lvl w:ilvl="1" w:tplc="22C0728E">
       <w:numFmt w:val="decimal"/>
       <w:lvlText w:val=""/>
       <w:lvlJc w:val="left"/>
     </w:lvl>
-    <w:lvl w:ilvl="2" w:tplc="ED1284B0">
+    <w:lvl w:ilvl="2" w:tplc="3E1E7D1C">
       <w:numFmt w:val="decimal"/>
       <w:lvlText w:val=""/>
       <w:lvlJc w:val="left"/>
     </w:lvl>
-    <w:lvl w:ilvl="3" w:tplc="F9DABFFC">
+    <w:lvl w:ilvl="3" w:tplc="FC92177A">
       <w:numFmt w:val="decimal"/>
       <w:lvlText w:val=""/>
       <w:lvlJc w:val="left"/>
     </w:lvl>
-    <w:lvl w:ilvl="4" w:tplc="9948C408">
+    <w:lvl w:ilvl="4" w:tplc="F8789F7E">
       <w:numFmt w:val="decimal"/>
       <w:lvlText w:val=""/>
       <w:lvlJc w:val="left"/>
     </w:lvl>
-    <w:lvl w:ilvl="5" w:tplc="1898D5D2">
+    <w:lvl w:ilvl="5" w:tplc="2D86F062">
       <w:numFmt w:val="decimal"/>
       <w:lvlText w:val=""/>
       <w:lvlJc w:val="left"/>
     </w:lvl>
-    <w:lvl w:ilvl="6" w:tplc="8B0A6022">
+    <w:lvl w:ilvl="6" w:tplc="8F4E2F3A">
       <w:numFmt w:val="decimal"/>
       <w:lvlText w:val=""/>
       <w:lvlJc w:val="left"/>
     </w:lvl>
-    <w:lvl w:ilvl="7" w:tplc="92DECDA0">
+    <w:lvl w:ilvl="7" w:tplc="126E4888">
       <w:numFmt w:val="decimal"/>
       <w:lvlText w:val=""/>
       <w:lvlJc w:val="left"/>
     </w:lvl>
-    <w:lvl w:ilvl="8" w:tplc="ECC84B54">
+    <w:lvl w:ilvl="8" w:tplc="0B9A595A">
       <w:numFmt w:val="decimal"/>
       <w:lvlText w:val=""/>
       <w:lvlJc w:val="left"/>
     </w:lvl>
   </w:abstractNum>
-  <w:num w:numId="1" w16cid:durableId="1031999290">
+  <w:num w:numId="1" w16cid:durableId="388267446">
+    <w:abstractNumId w:val="6"/>
+    <w:lvlOverride w:ilvl="0">
+      <w:startOverride w:val="1"/>
+    </w:lvlOverride>
+  </w:num>
+  <w:num w:numId="2" w16cid:durableId="667251584">
+    <w:abstractNumId w:val="8"/>
+    <w:lvlOverride w:ilvl="0">
+      <w:startOverride w:val="1"/>
+    </w:lvlOverride>
+  </w:num>
+  <w:num w:numId="3" w16cid:durableId="152259994">
+    <w:abstractNumId w:val="5"/>
+    <w:lvlOverride w:ilvl="0">
+      <w:startOverride w:val="1"/>
+    </w:lvlOverride>
+  </w:num>
+  <w:num w:numId="4" w16cid:durableId="879628482">
+    <w:abstractNumId w:val="9"/>
+    <w:lvlOverride w:ilvl="0">
+      <w:startOverride w:val="1"/>
+    </w:lvlOverride>
+  </w:num>
+  <w:num w:numId="5" w16cid:durableId="1304968535">
     <w:abstractNumId w:val="7"/>
     <w:lvlOverride w:ilvl="0">
       <w:startOverride w:val="1"/>
     </w:lvlOverride>
   </w:num>
-  <w:num w:numId="2" w16cid:durableId="1082524605">
+  <w:num w:numId="6" w16cid:durableId="275066337">
     <w:abstractNumId w:val="3"/>
     <w:lvlOverride w:ilvl="0">
       <w:startOverride w:val="1"/>
     </w:lvlOverride>
   </w:num>
-  <w:num w:numId="3" w16cid:durableId="187334013">
-    <w:abstractNumId w:val="6"/>
+  <w:num w:numId="7" w16cid:durableId="446585561">
+    <w:abstractNumId w:val="10"/>
     <w:lvlOverride w:ilvl="0">
       <w:startOverride w:val="1"/>
     </w:lvlOverride>
   </w:num>
-  <w:num w:numId="4" w16cid:durableId="1791510402">
-    <w:abstractNumId w:val="1"/>
-    <w:lvlOverride w:ilvl="0">
-      <w:startOverride w:val="1"/>
-    </w:lvlOverride>
-  </w:num>
-  <w:num w:numId="5" w16cid:durableId="1662347569">
+  <w:num w:numId="8" w16cid:durableId="1601572278">
     <w:abstractNumId w:val="0"/>
     <w:lvlOverride w:ilvl="0">
       <w:startOverride w:val="1"/>
     </w:lvlOverride>
   </w:num>
-  <w:num w:numId="6" w16cid:durableId="725109103">
-    <w:abstractNumId w:val="5"/>
+  <w:num w:numId="9" w16cid:durableId="894700371">
+    <w:abstractNumId w:val="11"/>
     <w:lvlOverride w:ilvl="0">
       <w:startOverride w:val="1"/>
     </w:lvlOverride>
   </w:num>
-  <w:num w:numId="7" w16cid:durableId="564687094">
-    <w:abstractNumId w:val="8"/>
-    <w:lvlOverride w:ilvl="0">
-      <w:startOverride w:val="1"/>
-    </w:lvlOverride>
-  </w:num>
-  <w:num w:numId="8" w16cid:durableId="1775051570">
-    <w:abstractNumId w:val="9"/>
-    <w:lvlOverride w:ilvl="0">
-      <w:startOverride w:val="1"/>
-    </w:lvlOverride>
-  </w:num>
-  <w:num w:numId="9" w16cid:durableId="263416230">
-    <w:abstractNumId w:val="10"/>
-    <w:lvlOverride w:ilvl="0">
-      <w:startOverride w:val="1"/>
-    </w:lvlOverride>
-  </w:num>
-  <w:num w:numId="10" w16cid:durableId="1285305402">
+  <w:num w:numId="10" w16cid:durableId="530386920">
     <w:abstractNumId w:val="2"/>
     <w:lvlOverride w:ilvl="0">
       <w:startOverride w:val="1"/>
     </w:lvlOverride>
   </w:num>
-  <w:num w:numId="11" w16cid:durableId="1608849009">
-    <w:abstractNumId w:val="4"/>
+  <w:num w:numId="11" w16cid:durableId="1866094895">
+    <w:abstractNumId w:val="1"/>
     <w:lvlOverride w:ilvl="0">
       <w:startOverride w:val="1"/>
     </w:lvlOverride>
@@ -14880,22 +15114,6 @@
       <w:szCs w:val="20"/>
     </w:rPr>
   </w:style>
-  <w:style w:type="table" w:styleId="TableGrid">
-    <w:name w:val="Table Grid"/>
-    <w:basedOn w:val="TableNormal"/>
-    <w:uiPriority w:val="39"/>
-    <w:rsid w:val="000422D0"/>
-    <w:tblPr>
-      <w:tblBorders>
-        <w:top w:val="single" w:sz="4" w:space="0" w:color="auto"/>
-        <w:left w:val="single" w:sz="4" w:space="0" w:color="auto"/>
-        <w:bottom w:val="single" w:sz="4" w:space="0" w:color="auto"/>
-        <w:right w:val="single" w:sz="4" w:space="0" w:color="auto"/>
-        <w:insideH w:val="single" w:sz="4" w:space="0" w:color="auto"/>
-        <w:insideV w:val="single" w:sz="4" w:space="0" w:color="auto"/>
-      </w:tblBorders>
-    </w:tblPr>
-  </w:style>
 </w:styles>
 </file>
 

--- a/clients/AFFG/SOW-AFFG-001-Firewall.docx
+++ b/clients/AFFG/SOW-AFFG-001-Firewall.docx
@@ -644,12 +644,6 @@
         <w:gridCol w:w="1560"/>
       </w:tblGrid>
       <w:tr>
-        <w:tblPrEx>
-          <w:tblCellMar>
-            <w:top w:w="0" w:type="dxa"/>
-            <w:bottom w:w="0" w:type="dxa"/>
-          </w:tblCellMar>
-        </w:tblPrEx>
         <w:tc>
           <w:tcPr>
             <w:tcW w:w="2340" w:type="dxa"/>
@@ -776,12 +770,6 @@
         </w:tc>
       </w:tr>
       <w:tr>
-        <w:tblPrEx>
-          <w:tblCellMar>
-            <w:top w:w="0" w:type="dxa"/>
-            <w:bottom w:w="0" w:type="dxa"/>
-          </w:tblCellMar>
-        </w:tblPrEx>
         <w:tc>
           <w:tcPr>
             <w:tcW w:w="2340" w:type="dxa"/>
@@ -975,12 +963,6 @@
         <w:gridCol w:w="1814"/>
       </w:tblGrid>
       <w:tr>
-        <w:tblPrEx>
-          <w:tblCellMar>
-            <w:top w:w="0" w:type="dxa"/>
-            <w:bottom w:w="0" w:type="dxa"/>
-          </w:tblCellMar>
-        </w:tblPrEx>
         <w:tc>
           <w:tcPr>
             <w:tcW w:w="1900" w:type="dxa"/>
@@ -1139,12 +1121,6 @@
         </w:tc>
       </w:tr>
       <w:tr>
-        <w:tblPrEx>
-          <w:tblCellMar>
-            <w:top w:w="0" w:type="dxa"/>
-            <w:bottom w:w="0" w:type="dxa"/>
-          </w:tblCellMar>
-        </w:tblPrEx>
         <w:tc>
           <w:tcPr>
             <w:tcW w:w="1900" w:type="dxa"/>
@@ -1287,12 +1263,6 @@
         </w:tc>
       </w:tr>
       <w:tr>
-        <w:tblPrEx>
-          <w:tblCellMar>
-            <w:top w:w="0" w:type="dxa"/>
-            <w:bottom w:w="0" w:type="dxa"/>
-          </w:tblCellMar>
-        </w:tblPrEx>
         <w:tc>
           <w:tcPr>
             <w:tcW w:w="1900" w:type="dxa"/>
@@ -1435,12 +1405,6 @@
         </w:tc>
       </w:tr>
       <w:tr>
-        <w:tblPrEx>
-          <w:tblCellMar>
-            <w:top w:w="0" w:type="dxa"/>
-            <w:bottom w:w="0" w:type="dxa"/>
-          </w:tblCellMar>
-        </w:tblPrEx>
         <w:tc>
           <w:tcPr>
             <w:tcW w:w="1900" w:type="dxa"/>
@@ -1583,12 +1547,6 @@
         </w:tc>
       </w:tr>
       <w:tr>
-        <w:tblPrEx>
-          <w:tblCellMar>
-            <w:top w:w="0" w:type="dxa"/>
-            <w:bottom w:w="0" w:type="dxa"/>
-          </w:tblCellMar>
-        </w:tblPrEx>
         <w:tc>
           <w:tcPr>
             <w:tcW w:w="1900" w:type="dxa"/>
@@ -1731,12 +1689,6 @@
         </w:tc>
       </w:tr>
       <w:tr>
-        <w:tblPrEx>
-          <w:tblCellMar>
-            <w:top w:w="0" w:type="dxa"/>
-            <w:bottom w:w="0" w:type="dxa"/>
-          </w:tblCellMar>
-        </w:tblPrEx>
         <w:tc>
           <w:tcPr>
             <w:tcW w:w="1900" w:type="dxa"/>
@@ -1879,12 +1831,6 @@
         </w:tc>
       </w:tr>
       <w:tr>
-        <w:tblPrEx>
-          <w:tblCellMar>
-            <w:top w:w="0" w:type="dxa"/>
-            <w:bottom w:w="0" w:type="dxa"/>
-          </w:tblCellMar>
-        </w:tblPrEx>
         <w:tc>
           <w:tcPr>
             <w:tcW w:w="1900" w:type="dxa"/>
@@ -2036,12 +1982,6 @@
         </w:tc>
       </w:tr>
       <w:tr>
-        <w:tblPrEx>
-          <w:tblCellMar>
-            <w:top w:w="0" w:type="dxa"/>
-            <w:bottom w:w="0" w:type="dxa"/>
-          </w:tblCellMar>
-        </w:tblPrEx>
         <w:tc>
           <w:tcPr>
             <w:tcW w:w="1900" w:type="dxa"/>
@@ -2184,12 +2124,6 @@
         </w:tc>
       </w:tr>
       <w:tr>
-        <w:tblPrEx>
-          <w:tblCellMar>
-            <w:top w:w="0" w:type="dxa"/>
-            <w:bottom w:w="0" w:type="dxa"/>
-          </w:tblCellMar>
-        </w:tblPrEx>
         <w:tc>
           <w:tcPr>
             <w:tcW w:w="1900" w:type="dxa"/>
@@ -2531,12 +2465,6 @@
         <w:gridCol w:w="5460"/>
       </w:tblGrid>
       <w:tr>
-        <w:tblPrEx>
-          <w:tblCellMar>
-            <w:top w:w="0" w:type="dxa"/>
-            <w:bottom w:w="0" w:type="dxa"/>
-          </w:tblCellMar>
-        </w:tblPrEx>
         <w:tc>
           <w:tcPr>
             <w:tcW w:w="2700" w:type="dxa"/>
@@ -2632,12 +2560,6 @@
         </w:tc>
       </w:tr>
       <w:tr>
-        <w:tblPrEx>
-          <w:tblCellMar>
-            <w:top w:w="0" w:type="dxa"/>
-            <w:bottom w:w="0" w:type="dxa"/>
-          </w:tblCellMar>
-        </w:tblPrEx>
         <w:tc>
           <w:tcPr>
             <w:tcW w:w="2700" w:type="dxa"/>
@@ -2724,12 +2646,6 @@
         </w:tc>
       </w:tr>
       <w:tr>
-        <w:tblPrEx>
-          <w:tblCellMar>
-            <w:top w:w="0" w:type="dxa"/>
-            <w:bottom w:w="0" w:type="dxa"/>
-          </w:tblCellMar>
-        </w:tblPrEx>
         <w:tc>
           <w:tcPr>
             <w:tcW w:w="2700" w:type="dxa"/>
@@ -2816,12 +2732,6 @@
         </w:tc>
       </w:tr>
       <w:tr>
-        <w:tblPrEx>
-          <w:tblCellMar>
-            <w:top w:w="0" w:type="dxa"/>
-            <w:bottom w:w="0" w:type="dxa"/>
-          </w:tblCellMar>
-        </w:tblPrEx>
         <w:tc>
           <w:tcPr>
             <w:tcW w:w="2700" w:type="dxa"/>
@@ -2908,12 +2818,6 @@
         </w:tc>
       </w:tr>
       <w:tr>
-        <w:tblPrEx>
-          <w:tblCellMar>
-            <w:top w:w="0" w:type="dxa"/>
-            <w:bottom w:w="0" w:type="dxa"/>
-          </w:tblCellMar>
-        </w:tblPrEx>
         <w:tc>
           <w:tcPr>
             <w:tcW w:w="2700" w:type="dxa"/>
@@ -3001,12 +2905,6 @@
         </w:tc>
       </w:tr>
       <w:tr>
-        <w:tblPrEx>
-          <w:tblCellMar>
-            <w:top w:w="0" w:type="dxa"/>
-            <w:bottom w:w="0" w:type="dxa"/>
-          </w:tblCellMar>
-        </w:tblPrEx>
         <w:tc>
           <w:tcPr>
             <w:tcW w:w="2700" w:type="dxa"/>
@@ -3662,12 +3560,6 @@
         <w:gridCol w:w="1178"/>
       </w:tblGrid>
       <w:tr>
-        <w:tblPrEx>
-          <w:tblCellMar>
-            <w:top w:w="0" w:type="dxa"/>
-            <w:bottom w:w="0" w:type="dxa"/>
-          </w:tblCellMar>
-        </w:tblPrEx>
         <w:tc>
           <w:tcPr>
             <w:tcW w:w="1600" w:type="dxa"/>
@@ -3825,12 +3717,6 @@
         </w:tc>
       </w:tr>
       <w:tr>
-        <w:tblPrEx>
-          <w:tblCellMar>
-            <w:top w:w="0" w:type="dxa"/>
-            <w:bottom w:w="0" w:type="dxa"/>
-          </w:tblCellMar>
-        </w:tblPrEx>
         <w:tc>
           <w:tcPr>
             <w:tcW w:w="1600" w:type="dxa"/>
@@ -3973,12 +3859,6 @@
         </w:tc>
       </w:tr>
       <w:tr>
-        <w:tblPrEx>
-          <w:tblCellMar>
-            <w:top w:w="0" w:type="dxa"/>
-            <w:bottom w:w="0" w:type="dxa"/>
-          </w:tblCellMar>
-        </w:tblPrEx>
         <w:tc>
           <w:tcPr>
             <w:tcW w:w="1600" w:type="dxa"/>
@@ -4122,12 +4002,6 @@
         </w:tc>
       </w:tr>
       <w:tr>
-        <w:tblPrEx>
-          <w:tblCellMar>
-            <w:top w:w="0" w:type="dxa"/>
-            <w:bottom w:w="0" w:type="dxa"/>
-          </w:tblCellMar>
-        </w:tblPrEx>
         <w:tc>
           <w:tcPr>
             <w:tcW w:w="1600" w:type="dxa"/>
@@ -4470,12 +4344,6 @@
         <w:gridCol w:w="1178"/>
       </w:tblGrid>
       <w:tr>
-        <w:tblPrEx>
-          <w:tblCellMar>
-            <w:top w:w="0" w:type="dxa"/>
-            <w:bottom w:w="0" w:type="dxa"/>
-          </w:tblCellMar>
-        </w:tblPrEx>
         <w:tc>
           <w:tcPr>
             <w:tcW w:w="1600" w:type="dxa"/>
@@ -4633,12 +4501,6 @@
         </w:tc>
       </w:tr>
       <w:tr>
-        <w:tblPrEx>
-          <w:tblCellMar>
-            <w:top w:w="0" w:type="dxa"/>
-            <w:bottom w:w="0" w:type="dxa"/>
-          </w:tblCellMar>
-        </w:tblPrEx>
         <w:tc>
           <w:tcPr>
             <w:tcW w:w="1600" w:type="dxa"/>
@@ -4790,12 +4652,6 @@
         </w:tc>
       </w:tr>
       <w:tr>
-        <w:tblPrEx>
-          <w:tblCellMar>
-            <w:top w:w="0" w:type="dxa"/>
-            <w:bottom w:w="0" w:type="dxa"/>
-          </w:tblCellMar>
-        </w:tblPrEx>
         <w:tc>
           <w:tcPr>
             <w:tcW w:w="1600" w:type="dxa"/>
@@ -4938,12 +4794,6 @@
         </w:tc>
       </w:tr>
       <w:tr>
-        <w:tblPrEx>
-          <w:tblCellMar>
-            <w:top w:w="0" w:type="dxa"/>
-            <w:bottom w:w="0" w:type="dxa"/>
-          </w:tblCellMar>
-        </w:tblPrEx>
         <w:tc>
           <w:tcPr>
             <w:tcW w:w="1600" w:type="dxa"/>
@@ -5086,12 +4936,6 @@
         </w:tc>
       </w:tr>
       <w:tr>
-        <w:tblPrEx>
-          <w:tblCellMar>
-            <w:top w:w="0" w:type="dxa"/>
-            <w:bottom w:w="0" w:type="dxa"/>
-          </w:tblCellMar>
-        </w:tblPrEx>
         <w:tc>
           <w:tcPr>
             <w:tcW w:w="1600" w:type="dxa"/>
@@ -5234,12 +5078,6 @@
         </w:tc>
       </w:tr>
       <w:tr>
-        <w:tblPrEx>
-          <w:tblCellMar>
-            <w:top w:w="0" w:type="dxa"/>
-            <w:bottom w:w="0" w:type="dxa"/>
-          </w:tblCellMar>
-        </w:tblPrEx>
         <w:tc>
           <w:tcPr>
             <w:tcW w:w="1600" w:type="dxa"/>
@@ -5524,12 +5362,6 @@
         <w:gridCol w:w="1178"/>
       </w:tblGrid>
       <w:tr>
-        <w:tblPrEx>
-          <w:tblCellMar>
-            <w:top w:w="0" w:type="dxa"/>
-            <w:bottom w:w="0" w:type="dxa"/>
-          </w:tblCellMar>
-        </w:tblPrEx>
         <w:tc>
           <w:tcPr>
             <w:tcW w:w="1600" w:type="dxa"/>
@@ -5687,12 +5519,6 @@
         </w:tc>
       </w:tr>
       <w:tr>
-        <w:tblPrEx>
-          <w:tblCellMar>
-            <w:top w:w="0" w:type="dxa"/>
-            <w:bottom w:w="0" w:type="dxa"/>
-          </w:tblCellMar>
-        </w:tblPrEx>
         <w:tc>
           <w:tcPr>
             <w:tcW w:w="1600" w:type="dxa"/>
@@ -5835,12 +5661,6 @@
         </w:tc>
       </w:tr>
       <w:tr>
-        <w:tblPrEx>
-          <w:tblCellMar>
-            <w:top w:w="0" w:type="dxa"/>
-            <w:bottom w:w="0" w:type="dxa"/>
-          </w:tblCellMar>
-        </w:tblPrEx>
         <w:tc>
           <w:tcPr>
             <w:tcW w:w="1600" w:type="dxa"/>
@@ -5983,12 +5803,6 @@
         </w:tc>
       </w:tr>
       <w:tr>
-        <w:tblPrEx>
-          <w:tblCellMar>
-            <w:top w:w="0" w:type="dxa"/>
-            <w:bottom w:w="0" w:type="dxa"/>
-          </w:tblCellMar>
-        </w:tblPrEx>
         <w:tc>
           <w:tcPr>
             <w:tcW w:w="1600" w:type="dxa"/>
@@ -6335,12 +6149,6 @@
         <w:gridCol w:w="1178"/>
       </w:tblGrid>
       <w:tr>
-        <w:tblPrEx>
-          <w:tblCellMar>
-            <w:top w:w="0" w:type="dxa"/>
-            <w:bottom w:w="0" w:type="dxa"/>
-          </w:tblCellMar>
-        </w:tblPrEx>
         <w:tc>
           <w:tcPr>
             <w:tcW w:w="1600" w:type="dxa"/>
@@ -6498,12 +6306,6 @@
         </w:tc>
       </w:tr>
       <w:tr>
-        <w:tblPrEx>
-          <w:tblCellMar>
-            <w:top w:w="0" w:type="dxa"/>
-            <w:bottom w:w="0" w:type="dxa"/>
-          </w:tblCellMar>
-        </w:tblPrEx>
         <w:tc>
           <w:tcPr>
             <w:tcW w:w="1600" w:type="dxa"/>
@@ -6646,12 +6448,6 @@
         </w:tc>
       </w:tr>
       <w:tr>
-        <w:tblPrEx>
-          <w:tblCellMar>
-            <w:top w:w="0" w:type="dxa"/>
-            <w:bottom w:w="0" w:type="dxa"/>
-          </w:tblCellMar>
-        </w:tblPrEx>
         <w:tc>
           <w:tcPr>
             <w:tcW w:w="1600" w:type="dxa"/>
@@ -6794,12 +6590,6 @@
         </w:tc>
       </w:tr>
       <w:tr>
-        <w:tblPrEx>
-          <w:tblCellMar>
-            <w:top w:w="0" w:type="dxa"/>
-            <w:bottom w:w="0" w:type="dxa"/>
-          </w:tblCellMar>
-        </w:tblPrEx>
         <w:tc>
           <w:tcPr>
             <w:tcW w:w="1600" w:type="dxa"/>
@@ -6951,12 +6741,6 @@
         </w:tc>
       </w:tr>
       <w:tr>
-        <w:tblPrEx>
-          <w:tblCellMar>
-            <w:top w:w="0" w:type="dxa"/>
-            <w:bottom w:w="0" w:type="dxa"/>
-          </w:tblCellMar>
-        </w:tblPrEx>
         <w:tc>
           <w:tcPr>
             <w:tcW w:w="1600" w:type="dxa"/>
@@ -7099,12 +6883,6 @@
         </w:tc>
       </w:tr>
       <w:tr>
-        <w:tblPrEx>
-          <w:tblCellMar>
-            <w:top w:w="0" w:type="dxa"/>
-            <w:bottom w:w="0" w:type="dxa"/>
-          </w:tblCellMar>
-        </w:tblPrEx>
         <w:tc>
           <w:tcPr>
             <w:tcW w:w="1600" w:type="dxa"/>
@@ -7247,12 +7025,6 @@
         </w:tc>
       </w:tr>
       <w:tr>
-        <w:tblPrEx>
-          <w:tblCellMar>
-            <w:top w:w="0" w:type="dxa"/>
-            <w:bottom w:w="0" w:type="dxa"/>
-          </w:tblCellMar>
-        </w:tblPrEx>
         <w:tc>
           <w:tcPr>
             <w:tcW w:w="1600" w:type="dxa"/>
@@ -7545,12 +7317,6 @@
         <w:gridCol w:w="1178"/>
       </w:tblGrid>
       <w:tr>
-        <w:tblPrEx>
-          <w:tblCellMar>
-            <w:top w:w="0" w:type="dxa"/>
-            <w:bottom w:w="0" w:type="dxa"/>
-          </w:tblCellMar>
-        </w:tblPrEx>
         <w:tc>
           <w:tcPr>
             <w:tcW w:w="1600" w:type="dxa"/>
@@ -7709,12 +7475,6 @@
         </w:tc>
       </w:tr>
       <w:tr>
-        <w:tblPrEx>
-          <w:tblCellMar>
-            <w:top w:w="0" w:type="dxa"/>
-            <w:bottom w:w="0" w:type="dxa"/>
-          </w:tblCellMar>
-        </w:tblPrEx>
         <w:tc>
           <w:tcPr>
             <w:tcW w:w="1600" w:type="dxa"/>
@@ -7857,12 +7617,6 @@
         </w:tc>
       </w:tr>
       <w:tr>
-        <w:tblPrEx>
-          <w:tblCellMar>
-            <w:top w:w="0" w:type="dxa"/>
-            <w:bottom w:w="0" w:type="dxa"/>
-          </w:tblCellMar>
-        </w:tblPrEx>
         <w:tc>
           <w:tcPr>
             <w:tcW w:w="1600" w:type="dxa"/>
@@ -8005,12 +7759,6 @@
         </w:tc>
       </w:tr>
       <w:tr>
-        <w:tblPrEx>
-          <w:tblCellMar>
-            <w:top w:w="0" w:type="dxa"/>
-            <w:bottom w:w="0" w:type="dxa"/>
-          </w:tblCellMar>
-        </w:tblPrEx>
         <w:tc>
           <w:tcPr>
             <w:tcW w:w="1600" w:type="dxa"/>
@@ -8169,12 +7917,6 @@
         </w:tc>
       </w:tr>
       <w:tr>
-        <w:tblPrEx>
-          <w:tblCellMar>
-            <w:top w:w="0" w:type="dxa"/>
-            <w:bottom w:w="0" w:type="dxa"/>
-          </w:tblCellMar>
-        </w:tblPrEx>
         <w:tc>
           <w:tcPr>
             <w:tcW w:w="1600" w:type="dxa"/>
@@ -8317,12 +8059,6 @@
         </w:tc>
       </w:tr>
       <w:tr>
-        <w:tblPrEx>
-          <w:tblCellMar>
-            <w:top w:w="0" w:type="dxa"/>
-            <w:bottom w:w="0" w:type="dxa"/>
-          </w:tblCellMar>
-        </w:tblPrEx>
         <w:tc>
           <w:tcPr>
             <w:tcW w:w="1600" w:type="dxa"/>
@@ -8511,12 +8247,6 @@
         <w:gridCol w:w="6560"/>
       </w:tblGrid>
       <w:tr>
-        <w:tblPrEx>
-          <w:tblCellMar>
-            <w:top w:w="0" w:type="dxa"/>
-            <w:bottom w:w="0" w:type="dxa"/>
-          </w:tblCellMar>
-        </w:tblPrEx>
         <w:tc>
           <w:tcPr>
             <w:tcW w:w="2800" w:type="dxa"/>
@@ -8581,12 +8311,6 @@
         </w:tc>
       </w:tr>
       <w:tr>
-        <w:tblPrEx>
-          <w:tblCellMar>
-            <w:top w:w="0" w:type="dxa"/>
-            <w:bottom w:w="0" w:type="dxa"/>
-          </w:tblCellMar>
-        </w:tblPrEx>
         <w:tc>
           <w:tcPr>
             <w:tcW w:w="2800" w:type="dxa"/>
@@ -8645,12 +8369,6 @@
         </w:tc>
       </w:tr>
       <w:tr>
-        <w:tblPrEx>
-          <w:tblCellMar>
-            <w:top w:w="0" w:type="dxa"/>
-            <w:bottom w:w="0" w:type="dxa"/>
-          </w:tblCellMar>
-        </w:tblPrEx>
         <w:tc>
           <w:tcPr>
             <w:tcW w:w="2800" w:type="dxa"/>
@@ -8718,12 +8436,6 @@
         </w:tc>
       </w:tr>
       <w:tr>
-        <w:tblPrEx>
-          <w:tblCellMar>
-            <w:top w:w="0" w:type="dxa"/>
-            <w:bottom w:w="0" w:type="dxa"/>
-          </w:tblCellMar>
-        </w:tblPrEx>
         <w:tc>
           <w:tcPr>
             <w:tcW w:w="2800" w:type="dxa"/>
@@ -8857,12 +8569,6 @@
         <w:gridCol w:w="1960"/>
       </w:tblGrid>
       <w:tr>
-        <w:tblPrEx>
-          <w:tblCellMar>
-            <w:top w:w="0" w:type="dxa"/>
-            <w:bottom w:w="0" w:type="dxa"/>
-          </w:tblCellMar>
-        </w:tblPrEx>
         <w:tc>
           <w:tcPr>
             <w:tcW w:w="1800" w:type="dxa"/>
@@ -9020,12 +8726,6 @@
         </w:tc>
       </w:tr>
       <w:tr>
-        <w:tblPrEx>
-          <w:tblCellMar>
-            <w:top w:w="0" w:type="dxa"/>
-            <w:bottom w:w="0" w:type="dxa"/>
-          </w:tblCellMar>
-        </w:tblPrEx>
         <w:tc>
           <w:tcPr>
             <w:tcW w:w="1800" w:type="dxa"/>
@@ -9178,18 +8878,12 @@
                 <w:sz w:val="20"/>
                 <w:szCs w:val="20"/>
               </w:rPr>
-              <w:t>$350.00</w:t>
+              <w:t>$4,200.00</w:t>
             </w:r>
           </w:p>
         </w:tc>
       </w:tr>
       <w:tr>
-        <w:tblPrEx>
-          <w:tblCellMar>
-            <w:top w:w="0" w:type="dxa"/>
-            <w:bottom w:w="0" w:type="dxa"/>
-          </w:tblCellMar>
-        </w:tblPrEx>
         <w:tc>
           <w:tcPr>
             <w:tcW w:w="1800" w:type="dxa"/>
@@ -9343,18 +9037,12 @@
                 <w:sz w:val="20"/>
                 <w:szCs w:val="20"/>
               </w:rPr>
-              <w:t>$100.00</w:t>
+              <w:t>$1,200.00</w:t>
             </w:r>
           </w:p>
         </w:tc>
       </w:tr>
       <w:tr>
-        <w:tblPrEx>
-          <w:tblCellMar>
-            <w:top w:w="0" w:type="dxa"/>
-            <w:bottom w:w="0" w:type="dxa"/>
-          </w:tblCellMar>
-        </w:tblPrEx>
         <w:tc>
           <w:tcPr>
             <w:tcW w:w="1800" w:type="dxa"/>
@@ -9471,7 +9159,7 @@
                 <w:sz w:val="20"/>
                 <w:szCs w:val="20"/>
               </w:rPr>
-              <w:t>$450.00</w:t>
+              <w:t>$5,400.00</w:t>
             </w:r>
           </w:p>
         </w:tc>
@@ -9518,12 +9206,6 @@
         <w:gridCol w:w="2780"/>
       </w:tblGrid>
       <w:tr>
-        <w:tblPrEx>
-          <w:tblCellMar>
-            <w:top w:w="0" w:type="dxa"/>
-            <w:bottom w:w="0" w:type="dxa"/>
-          </w:tblCellMar>
-        </w:tblPrEx>
         <w:tc>
           <w:tcPr>
             <w:tcW w:w="3800" w:type="dxa"/>
@@ -9619,12 +9301,6 @@
         </w:tc>
       </w:tr>
       <w:tr>
-        <w:tblPrEx>
-          <w:tblCellMar>
-            <w:top w:w="0" w:type="dxa"/>
-            <w:bottom w:w="0" w:type="dxa"/>
-          </w:tblCellMar>
-        </w:tblPrEx>
         <w:tc>
           <w:tcPr>
             <w:tcW w:w="3800" w:type="dxa"/>
@@ -9677,46 +9353,40 @@
                 <w:sz w:val="20"/>
                 <w:szCs w:val="20"/>
               </w:rPr>
+              <w:t>$4,200.00</w:t>
+            </w:r>
+          </w:p>
+        </w:tc>
+        <w:tc>
+          <w:tcPr>
+            <w:tcW w:w="2780" w:type="dxa"/>
+            <w:tcBorders>
+              <w:top w:val="single" w:sz="1" w:space="0" w:color="DDDDDD"/>
+              <w:left w:val="single" w:sz="1" w:space="0" w:color="DDDDDD"/>
+              <w:bottom w:val="single" w:sz="1" w:space="0" w:color="DDDDDD"/>
+              <w:right w:val="single" w:sz="1" w:space="0" w:color="DDDDDD"/>
+            </w:tcBorders>
+            <w:shd w:val="clear" w:color="auto" w:fill="F8F9FA"/>
+            <w:tcMar>
+              <w:top w:w="80" w:type="dxa"/>
+              <w:left w:w="120" w:type="dxa"/>
+              <w:bottom w:w="80" w:type="dxa"/>
+              <w:right w:w="120" w:type="dxa"/>
+            </w:tcMar>
+            <w:vAlign w:val="center"/>
+          </w:tcPr>
+          <w:p>
+            <w:r>
+              <w:rPr>
+                <w:sz w:val="20"/>
+                <w:szCs w:val="20"/>
+              </w:rPr>
               <w:t>$350.00</w:t>
-            </w:r>
-          </w:p>
-        </w:tc>
-        <w:tc>
-          <w:tcPr>
-            <w:tcW w:w="2780" w:type="dxa"/>
-            <w:tcBorders>
-              <w:top w:val="single" w:sz="1" w:space="0" w:color="DDDDDD"/>
-              <w:left w:val="single" w:sz="1" w:space="0" w:color="DDDDDD"/>
-              <w:bottom w:val="single" w:sz="1" w:space="0" w:color="DDDDDD"/>
-              <w:right w:val="single" w:sz="1" w:space="0" w:color="DDDDDD"/>
-            </w:tcBorders>
-            <w:shd w:val="clear" w:color="auto" w:fill="F8F9FA"/>
-            <w:tcMar>
-              <w:top w:w="80" w:type="dxa"/>
-              <w:left w:w="120" w:type="dxa"/>
-              <w:bottom w:w="80" w:type="dxa"/>
-              <w:right w:w="120" w:type="dxa"/>
-            </w:tcMar>
-            <w:vAlign w:val="center"/>
-          </w:tcPr>
-          <w:p>
-            <w:r>
-              <w:rPr>
-                <w:sz w:val="20"/>
-                <w:szCs w:val="20"/>
-              </w:rPr>
-              <w:t>$29.17</w:t>
             </w:r>
           </w:p>
         </w:tc>
       </w:tr>
       <w:tr>
-        <w:tblPrEx>
-          <w:tblCellMar>
-            <w:top w:w="0" w:type="dxa"/>
-            <w:bottom w:w="0" w:type="dxa"/>
-          </w:tblCellMar>
-        </w:tblPrEx>
         <w:tc>
           <w:tcPr>
             <w:tcW w:w="3800" w:type="dxa"/>
@@ -9769,46 +9439,40 @@
                 <w:sz w:val="20"/>
                 <w:szCs w:val="20"/>
               </w:rPr>
+              <w:t>$1,200.00</w:t>
+            </w:r>
+          </w:p>
+        </w:tc>
+        <w:tc>
+          <w:tcPr>
+            <w:tcW w:w="2780" w:type="dxa"/>
+            <w:tcBorders>
+              <w:top w:val="single" w:sz="1" w:space="0" w:color="DDDDDD"/>
+              <w:left w:val="single" w:sz="1" w:space="0" w:color="DDDDDD"/>
+              <w:bottom w:val="single" w:sz="1" w:space="0" w:color="DDDDDD"/>
+              <w:right w:val="single" w:sz="1" w:space="0" w:color="DDDDDD"/>
+            </w:tcBorders>
+            <w:shd w:val="clear" w:color="auto" w:fill="FFFFFF"/>
+            <w:tcMar>
+              <w:top w:w="80" w:type="dxa"/>
+              <w:left w:w="120" w:type="dxa"/>
+              <w:bottom w:w="80" w:type="dxa"/>
+              <w:right w:w="120" w:type="dxa"/>
+            </w:tcMar>
+            <w:vAlign w:val="center"/>
+          </w:tcPr>
+          <w:p>
+            <w:r>
+              <w:rPr>
+                <w:sz w:val="20"/>
+                <w:szCs w:val="20"/>
+              </w:rPr>
               <w:t>$100.00</w:t>
-            </w:r>
-          </w:p>
-        </w:tc>
-        <w:tc>
-          <w:tcPr>
-            <w:tcW w:w="2780" w:type="dxa"/>
-            <w:tcBorders>
-              <w:top w:val="single" w:sz="1" w:space="0" w:color="DDDDDD"/>
-              <w:left w:val="single" w:sz="1" w:space="0" w:color="DDDDDD"/>
-              <w:bottom w:val="single" w:sz="1" w:space="0" w:color="DDDDDD"/>
-              <w:right w:val="single" w:sz="1" w:space="0" w:color="DDDDDD"/>
-            </w:tcBorders>
-            <w:shd w:val="clear" w:color="auto" w:fill="FFFFFF"/>
-            <w:tcMar>
-              <w:top w:w="80" w:type="dxa"/>
-              <w:left w:w="120" w:type="dxa"/>
-              <w:bottom w:w="80" w:type="dxa"/>
-              <w:right w:w="120" w:type="dxa"/>
-            </w:tcMar>
-            <w:vAlign w:val="center"/>
-          </w:tcPr>
-          <w:p>
-            <w:r>
-              <w:rPr>
-                <w:sz w:val="20"/>
-                <w:szCs w:val="20"/>
-              </w:rPr>
-              <w:t>$8.33</w:t>
             </w:r>
           </w:p>
         </w:tc>
       </w:tr>
       <w:tr>
-        <w:tblPrEx>
-          <w:tblCellMar>
-            <w:top w:w="0" w:type="dxa"/>
-            <w:bottom w:w="0" w:type="dxa"/>
-          </w:tblCellMar>
-        </w:tblPrEx>
         <w:tc>
           <w:tcPr>
             <w:tcW w:w="3800" w:type="dxa"/>
@@ -9865,7 +9529,7 @@
                 <w:sz w:val="20"/>
                 <w:szCs w:val="20"/>
               </w:rPr>
-              <w:t>$450.00</w:t>
+              <w:t>$5,400.00</w:t>
             </w:r>
           </w:p>
         </w:tc>
@@ -9895,7 +9559,7 @@
                 <w:sz w:val="20"/>
                 <w:szCs w:val="20"/>
               </w:rPr>
-              <w:t>$37.50</w:t>
+              <w:t>$450.00</w:t>
             </w:r>
           </w:p>
         </w:tc>
@@ -10086,12 +9750,6 @@
         <w:gridCol w:w="2000"/>
       </w:tblGrid>
       <w:tr>
-        <w:tblPrEx>
-          <w:tblCellMar>
-            <w:top w:w="0" w:type="dxa"/>
-            <w:bottom w:w="0" w:type="dxa"/>
-          </w:tblCellMar>
-        </w:tblPrEx>
         <w:tc>
           <w:tcPr>
             <w:tcW w:w="2800" w:type="dxa"/>
@@ -10187,12 +9845,6 @@
         </w:tc>
       </w:tr>
       <w:tr>
-        <w:tblPrEx>
-          <w:tblCellMar>
-            <w:top w:w="0" w:type="dxa"/>
-            <w:bottom w:w="0" w:type="dxa"/>
-          </w:tblCellMar>
-        </w:tblPrEx>
         <w:tc>
           <w:tcPr>
             <w:tcW w:w="2800" w:type="dxa"/>
@@ -10279,12 +9931,6 @@
         </w:tc>
       </w:tr>
       <w:tr>
-        <w:tblPrEx>
-          <w:tblCellMar>
-            <w:top w:w="0" w:type="dxa"/>
-            <w:bottom w:w="0" w:type="dxa"/>
-          </w:tblCellMar>
-        </w:tblPrEx>
         <w:tc>
           <w:tcPr>
             <w:tcW w:w="2800" w:type="dxa"/>
@@ -10416,12 +10062,6 @@
         <w:gridCol w:w="1155"/>
       </w:tblGrid>
       <w:tr>
-        <w:tblPrEx>
-          <w:tblCellMar>
-            <w:top w:w="0" w:type="dxa"/>
-            <w:bottom w:w="0" w:type="dxa"/>
-          </w:tblCellMar>
-        </w:tblPrEx>
         <w:tc>
           <w:tcPr>
             <w:tcW w:w="1000" w:type="dxa"/>
@@ -10665,12 +10305,6 @@
         </w:tc>
       </w:tr>
       <w:tr>
-        <w:tblPrEx>
-          <w:tblCellMar>
-            <w:top w:w="0" w:type="dxa"/>
-            <w:bottom w:w="0" w:type="dxa"/>
-          </w:tblCellMar>
-        </w:tblPrEx>
         <w:tc>
           <w:tcPr>
             <w:tcW w:w="1000" w:type="dxa"/>
@@ -10869,12 +10503,6 @@
         </w:tc>
       </w:tr>
       <w:tr>
-        <w:tblPrEx>
-          <w:tblCellMar>
-            <w:top w:w="0" w:type="dxa"/>
-            <w:bottom w:w="0" w:type="dxa"/>
-          </w:tblCellMar>
-        </w:tblPrEx>
         <w:tc>
           <w:tcPr>
             <w:tcW w:w="1000" w:type="dxa"/>
@@ -11083,12 +10711,6 @@
         </w:tc>
       </w:tr>
       <w:tr>
-        <w:tblPrEx>
-          <w:tblCellMar>
-            <w:top w:w="0" w:type="dxa"/>
-            <w:bottom w:w="0" w:type="dxa"/>
-          </w:tblCellMar>
-        </w:tblPrEx>
         <w:tc>
           <w:tcPr>
             <w:tcW w:w="1000" w:type="dxa"/>
@@ -11287,12 +10909,6 @@
         </w:tc>
       </w:tr>
       <w:tr>
-        <w:tblPrEx>
-          <w:tblCellMar>
-            <w:top w:w="0" w:type="dxa"/>
-            <w:bottom w:w="0" w:type="dxa"/>
-          </w:tblCellMar>
-        </w:tblPrEx>
         <w:tc>
           <w:tcPr>
             <w:tcW w:w="1000" w:type="dxa"/>
@@ -11491,12 +11107,6 @@
         </w:tc>
       </w:tr>
       <w:tr>
-        <w:tblPrEx>
-          <w:tblCellMar>
-            <w:top w:w="0" w:type="dxa"/>
-            <w:bottom w:w="0" w:type="dxa"/>
-          </w:tblCellMar>
-        </w:tblPrEx>
         <w:tc>
           <w:tcPr>
             <w:tcW w:w="1000" w:type="dxa"/>
@@ -11695,12 +11305,6 @@
         </w:tc>
       </w:tr>
       <w:tr>
-        <w:tblPrEx>
-          <w:tblCellMar>
-            <w:top w:w="0" w:type="dxa"/>
-            <w:bottom w:w="0" w:type="dxa"/>
-          </w:tblCellMar>
-        </w:tblPrEx>
         <w:tc>
           <w:tcPr>
             <w:tcW w:w="1000" w:type="dxa"/>
@@ -11944,12 +11548,6 @@
         <w:gridCol w:w="2680"/>
       </w:tblGrid>
       <w:tr>
-        <w:tblPrEx>
-          <w:tblCellMar>
-            <w:top w:w="0" w:type="dxa"/>
-            <w:bottom w:w="0" w:type="dxa"/>
-          </w:tblCellMar>
-        </w:tblPrEx>
         <w:tc>
           <w:tcPr>
             <w:tcW w:w="4000" w:type="dxa"/>
@@ -12045,12 +11643,6 @@
         </w:tc>
       </w:tr>
       <w:tr>
-        <w:tblPrEx>
-          <w:tblCellMar>
-            <w:top w:w="0" w:type="dxa"/>
-            <w:bottom w:w="0" w:type="dxa"/>
-          </w:tblCellMar>
-        </w:tblPrEx>
         <w:tc>
           <w:tcPr>
             <w:tcW w:w="4000" w:type="dxa"/>
@@ -12178,12 +11770,6 @@
         </w:tc>
       </w:tr>
       <w:tr>
-        <w:tblPrEx>
-          <w:tblCellMar>
-            <w:top w:w="0" w:type="dxa"/>
-            <w:bottom w:w="0" w:type="dxa"/>
-          </w:tblCellMar>
-        </w:tblPrEx>
         <w:tc>
           <w:tcPr>
             <w:tcW w:w="4000" w:type="dxa"/>
@@ -12311,12 +11897,6 @@
         </w:tc>
       </w:tr>
       <w:tr>
-        <w:tblPrEx>
-          <w:tblCellMar>
-            <w:top w:w="0" w:type="dxa"/>
-            <w:bottom w:w="0" w:type="dxa"/>
-          </w:tblCellMar>
-        </w:tblPrEx>
         <w:tc>
           <w:tcPr>
             <w:tcW w:w="4000" w:type="dxa"/>
@@ -12397,18 +11977,12 @@
                 <w:sz w:val="20"/>
                 <w:szCs w:val="20"/>
               </w:rPr>
-              <w:t>$350.00</w:t>
+              <w:t>$4,200.00</w:t>
             </w:r>
           </w:p>
         </w:tc>
       </w:tr>
       <w:tr>
-        <w:tblPrEx>
-          <w:tblCellMar>
-            <w:top w:w="0" w:type="dxa"/>
-            <w:bottom w:w="0" w:type="dxa"/>
-          </w:tblCellMar>
-        </w:tblPrEx>
         <w:tc>
           <w:tcPr>
             <w:tcW w:w="4000" w:type="dxa"/>
@@ -12489,18 +12063,12 @@
                 <w:sz w:val="20"/>
                 <w:szCs w:val="20"/>
               </w:rPr>
-              <w:t>$100.00</w:t>
+              <w:t>$1,200.00</w:t>
             </w:r>
           </w:p>
         </w:tc>
       </w:tr>
       <w:tr>
-        <w:tblPrEx>
-          <w:tblCellMar>
-            <w:top w:w="0" w:type="dxa"/>
-            <w:bottom w:w="0" w:type="dxa"/>
-          </w:tblCellMar>
-        </w:tblPrEx>
         <w:tc>
           <w:tcPr>
             <w:tcW w:w="4000" w:type="dxa"/>
@@ -12577,18 +12145,12 @@
                 <w:sz w:val="20"/>
                 <w:szCs w:val="20"/>
               </w:rPr>
-              <w:t>$3,990.00</w:t>
+              <w:t>$8,940.00</w:t>
             </w:r>
           </w:p>
         </w:tc>
       </w:tr>
       <w:tr>
-        <w:tblPrEx>
-          <w:tblCellMar>
-            <w:top w:w="0" w:type="dxa"/>
-            <w:bottom w:w="0" w:type="dxa"/>
-          </w:tblCellMar>
-        </w:tblPrEx>
         <w:tc>
           <w:tcPr>
             <w:tcW w:w="4000" w:type="dxa"/>
@@ -12651,12 +12213,6 @@
         </w:tc>
       </w:tr>
       <w:tr>
-        <w:tblPrEx>
-          <w:tblCellMar>
-            <w:top w:w="0" w:type="dxa"/>
-            <w:bottom w:w="0" w:type="dxa"/>
-          </w:tblCellMar>
-        </w:tblPrEx>
         <w:tc>
           <w:tcPr>
             <w:tcW w:w="4000" w:type="dxa"/>
@@ -12743,7 +12299,7 @@
                 <w:sz w:val="20"/>
                 <w:szCs w:val="20"/>
               </w:rPr>
-              <w:t>$450.00</w:t>
+              <w:t>$5,400.00</w:t>
             </w:r>
           </w:p>
         </w:tc>
@@ -12790,12 +12346,6 @@
         <w:gridCol w:w="3080"/>
       </w:tblGrid>
       <w:tr>
-        <w:tblPrEx>
-          <w:tblCellMar>
-            <w:top w:w="0" w:type="dxa"/>
-            <w:bottom w:w="0" w:type="dxa"/>
-          </w:tblCellMar>
-        </w:tblPrEx>
         <w:tc>
           <w:tcPr>
             <w:tcW w:w="3200" w:type="dxa"/>
@@ -12891,12 +12441,6 @@
         </w:tc>
       </w:tr>
       <w:tr>
-        <w:tblPrEx>
-          <w:tblCellMar>
-            <w:top w:w="0" w:type="dxa"/>
-            <w:bottom w:w="0" w:type="dxa"/>
-          </w:tblCellMar>
-        </w:tblPrEx>
         <w:tc>
           <w:tcPr>
             <w:tcW w:w="3200" w:type="dxa"/>
@@ -12983,12 +12527,6 @@
         </w:tc>
       </w:tr>
       <w:tr>
-        <w:tblPrEx>
-          <w:tblCellMar>
-            <w:top w:w="0" w:type="dxa"/>
-            <w:bottom w:w="0" w:type="dxa"/>
-          </w:tblCellMar>
-        </w:tblPrEx>
         <w:tc>
           <w:tcPr>
             <w:tcW w:w="3200" w:type="dxa"/>
@@ -13075,12 +12613,6 @@
         </w:tc>
       </w:tr>
       <w:tr>
-        <w:tblPrEx>
-          <w:tblCellMar>
-            <w:top w:w="0" w:type="dxa"/>
-            <w:bottom w:w="0" w:type="dxa"/>
-          </w:tblCellMar>
-        </w:tblPrEx>
         <w:tc>
           <w:tcPr>
             <w:tcW w:w="3200" w:type="dxa"/>
@@ -13105,7 +12637,7 @@
                 <w:sz w:val="20"/>
                 <w:szCs w:val="20"/>
               </w:rPr>
-              <w:t>Annual Subscriptions</w:t>
+              <w:t>Monthly Subscription with Annual Commitment</w:t>
             </w:r>
           </w:p>
         </w:tc>
@@ -13133,7 +12665,7 @@
                 <w:sz w:val="20"/>
                 <w:szCs w:val="20"/>
               </w:rPr>
-              <w:t>Upon license activation</w:t>
+              <w:t>Monthly upon license activation</w:t>
             </w:r>
           </w:p>
         </w:tc>
@@ -13161,95 +12693,7 @@
                 <w:sz w:val="20"/>
                 <w:szCs w:val="20"/>
               </w:rPr>
-              <w:t>$450.00</w:t>
-            </w:r>
-          </w:p>
-        </w:tc>
-      </w:tr>
-      <w:tr>
-        <w:tblPrEx>
-          <w:tblCellMar>
-            <w:top w:w="0" w:type="dxa"/>
-            <w:bottom w:w="0" w:type="dxa"/>
-          </w:tblCellMar>
-        </w:tblPrEx>
-        <w:tc>
-          <w:tcPr>
-            <w:tcW w:w="3200" w:type="dxa"/>
-            <w:tcBorders>
-              <w:top w:val="single" w:sz="1" w:space="0" w:color="DDDDDD"/>
-              <w:left w:val="single" w:sz="1" w:space="0" w:color="DDDDDD"/>
-              <w:bottom w:val="single" w:sz="1" w:space="0" w:color="DDDDDD"/>
-              <w:right w:val="single" w:sz="1" w:space="0" w:color="DDDDDD"/>
-            </w:tcBorders>
-            <w:shd w:val="clear" w:color="auto" w:fill="FFFFFF"/>
-            <w:tcMar>
-              <w:top w:w="80" w:type="dxa"/>
-              <w:left w:w="120" w:type="dxa"/>
-              <w:bottom w:w="80" w:type="dxa"/>
-              <w:right w:w="120" w:type="dxa"/>
-            </w:tcMar>
-            <w:vAlign w:val="center"/>
-          </w:tcPr>
-          <w:p>
-            <w:r>
-              <w:rPr>
-                <w:b/>
-                <w:bCs/>
-                <w:sz w:val="20"/>
-                <w:szCs w:val="20"/>
-              </w:rPr>
-              <w:t>Total</w:t>
-            </w:r>
-          </w:p>
-        </w:tc>
-        <w:tc>
-          <w:tcPr>
-            <w:tcW w:w="3080" w:type="dxa"/>
-            <w:tcBorders>
-              <w:top w:val="single" w:sz="1" w:space="0" w:color="DDDDDD"/>
-              <w:left w:val="single" w:sz="1" w:space="0" w:color="DDDDDD"/>
-              <w:bottom w:val="single" w:sz="1" w:space="0" w:color="DDDDDD"/>
-              <w:right w:val="single" w:sz="1" w:space="0" w:color="DDDDDD"/>
-            </w:tcBorders>
-            <w:shd w:val="clear" w:color="auto" w:fill="FFFFFF"/>
-            <w:tcMar>
-              <w:top w:w="80" w:type="dxa"/>
-              <w:left w:w="120" w:type="dxa"/>
-              <w:bottom w:w="80" w:type="dxa"/>
-              <w:right w:w="120" w:type="dxa"/>
-            </w:tcMar>
-            <w:vAlign w:val="center"/>
-          </w:tcPr>
-          <w:p/>
-        </w:tc>
-        <w:tc>
-          <w:tcPr>
-            <w:tcW w:w="3080" w:type="dxa"/>
-            <w:tcBorders>
-              <w:top w:val="single" w:sz="1" w:space="0" w:color="DDDDDD"/>
-              <w:left w:val="single" w:sz="1" w:space="0" w:color="DDDDDD"/>
-              <w:bottom w:val="single" w:sz="1" w:space="0" w:color="DDDDDD"/>
-              <w:right w:val="single" w:sz="1" w:space="0" w:color="DDDDDD"/>
-            </w:tcBorders>
-            <w:shd w:val="clear" w:color="auto" w:fill="FFFFFF"/>
-            <w:tcMar>
-              <w:top w:w="80" w:type="dxa"/>
-              <w:left w:w="120" w:type="dxa"/>
-              <w:bottom w:w="80" w:type="dxa"/>
-              <w:right w:w="120" w:type="dxa"/>
-            </w:tcMar>
-            <w:vAlign w:val="center"/>
-          </w:tcPr>
-          <w:p>
-            <w:r>
-              <w:rPr>
-                <w:b/>
-                <w:bCs/>
-                <w:sz w:val="20"/>
-                <w:szCs w:val="20"/>
-              </w:rPr>
-              <w:t>$3,990.00</w:t>
+              <w:t>$450.00/mo</w:t>
             </w:r>
           </w:p>
         </w:tc>
@@ -13263,19 +12707,29 @@
     <w:p>
       <w:pPr>
         <w:pStyle w:val="Heading2"/>
-      </w:pPr>
-      <w:r>
         <w:rPr>
           <w:color w:val="59595B"/>
           <w:sz w:val="22"/>
           <w:szCs w:val="22"/>
         </w:rPr>
+      </w:pPr>
+    </w:p>
+    <w:p>
+      <w:pPr>
+        <w:pStyle w:val="Heading2"/>
+      </w:pPr>
+      <w:r>
+        <w:rPr>
+          <w:color w:val="59595B"/>
+          <w:sz w:val="22"/>
+          <w:szCs w:val="22"/>
+        </w:rPr>
+        <w:lastRenderedPageBreak/>
         <w:t>6.5 Payment Terms</w:t>
       </w:r>
     </w:p>
     <w:p>
       <w:r>
-        <w:lastRenderedPageBreak/>
         <w:t>All invoices are due and payable within thirty (30) days of the invoice date. Late payments are subject to a late fee of 1.5% per month on the unpaid balance.</w:t>
       </w:r>
     </w:p>
@@ -13473,7 +12927,6 @@
           <w:sz w:val="22"/>
           <w:szCs w:val="22"/>
         </w:rPr>
-        <w:lastRenderedPageBreak/>
         <w:t>8. CHANGE MANAGEMENT</w:t>
       </w:r>
     </w:p>
@@ -13628,7 +13081,6 @@
           <w:sz w:val="22"/>
           <w:szCs w:val="22"/>
         </w:rPr>
-        <w:lastRenderedPageBreak/>
         <w:t>SIGNATURES</w:t>
       </w:r>
     </w:p>
